--- a/Borrador preguntas.docx
+++ b/Borrador preguntas.docx
@@ -645,6 +645,2479 @@
       </w:r>
       <w:r>
         <w:t xml:space="preserve"> El conocimiento explícito de que el juego terminaría en la ronda 10, sumado al perfil académico de los estudiantes en economía y analítica, facilitó un repunte táctico en el último período ($12.86$ tokens) al no existir posibilidad de retaliación futura, a diferencia del colapso casi total que se observa en la mayoría de ciudades del estudio. </w:t>
+      </w:r>
+    </w:p>
+    <w:p>
+      <w:pPr>
+        <w:pStyle w:val="Ttulo1"/>
+        <w:spacing w:after="40"/>
+      </w:pPr>
+      <w:r>
+        <w:rPr>
+          <w:lang w:val="es-MX"/>
+        </w:rPr>
+        <w:lastRenderedPageBreak/>
+        <w:br/>
+      </w:r>
+      <w:r>
+        <w:rPr>
+          <w:rFonts w:ascii="Arial" w:eastAsia="Arial" w:hAnsi="Arial" w:cs="Arial"/>
+          <w:b/>
+          <w:bCs/>
+          <w:color w:val="1F3A5F"/>
+          <w:sz w:val="30"/>
+          <w:szCs w:val="30"/>
+        </w:rPr>
+        <w:t>Sección 2.2</w:t>
+      </w:r>
+      <w:r>
+        <w:br/>
+      </w:r>
+    </w:p>
+    <w:p>
+      <w:pPr>
+        <w:pStyle w:val="Ttulo2"/>
+        <w:spacing w:before="260" w:after="100"/>
+      </w:pPr>
+      <w:r>
+        <w:rPr>
+          <w:rFonts w:ascii="Arial" w:eastAsia="Arial" w:hAnsi="Arial" w:cs="Arial"/>
+          <w:b/>
+          <w:bCs/>
+          <w:color w:val="1F3A5F"/>
+          <w:sz w:val="24"/>
+          <w:szCs w:val="24"/>
+        </w:rPr>
+        <w:t>P.2.2.1</w:t>
+      </w:r>
+    </w:p>
+    <w:p>
+      <w:pPr>
+        <w:keepNext/>
+        <w:spacing w:after="110" w:line="288" w:lineRule="auto"/>
+      </w:pPr>
+      <w:r>
+        <w:rPr>
+          <w:rFonts w:ascii="Arial" w:eastAsia="Arial" w:hAnsi="Arial" w:cs="Arial"/>
+          <w:sz w:val="21"/>
+          <w:szCs w:val="21"/>
+        </w:rPr>
+        <w:t>Calculamos el promedio de las 16 ciudades en cada período, por separado para cada experimento (tabla completa en Tables/Tabla P2_2_1.xlsx), y lo graficamos.</w:t>
+      </w:r>
+    </w:p>
+    <w:p>
+      <w:pPr>
+        <w:keepNext/>
+        <w:spacing w:before="100"/>
+        <w:jc w:val="center"/>
+      </w:pPr>
+      <w:r>
+        <w:rPr>
+          <w:noProof/>
+        </w:rPr>
+        <w:drawing>
+          <wp:inline distT="0" distB="0" distL="0" distR="0" wp14:anchorId="2E64EB11" wp14:editId="709AB9EC">
+            <wp:extent cx="4333875" cy="2695575"/>
+            <wp:effectExtent l="0" t="0" r="0" b="0"/>
+            <wp:docPr id="1" name="grafica_P_2_2_1.png" descr="Gráfica" title="grafica_P_2_2_1.png"/>
+            <wp:cNvGraphicFramePr>
+              <a:graphicFrameLocks xmlns:a="http://schemas.openxmlformats.org/drawingml/2006/main" noChangeAspect="1"/>
+            </wp:cNvGraphicFramePr>
+            <a:graphic xmlns:a="http://schemas.openxmlformats.org/drawingml/2006/main">
+              <a:graphicData uri="http://schemas.openxmlformats.org/drawingml/2006/picture">
+                <pic:pic xmlns:pic="http://schemas.openxmlformats.org/drawingml/2006/picture">
+                  <pic:nvPicPr>
+                    <pic:cNvPr id="0" name=""/>
+                    <pic:cNvPicPr>
+                      <a:picLocks noChangeAspect="1" noChangeArrowheads="1"/>
+                    </pic:cNvPicPr>
+                  </pic:nvPicPr>
+                  <pic:blipFill>
+                    <a:blip r:embed="rId5"/>
+                    <a:srcRect/>
+                    <a:stretch>
+                      <a:fillRect/>
+                    </a:stretch>
+                  </pic:blipFill>
+                  <pic:spPr bwMode="auto">
+                    <a:xfrm>
+                      <a:off x="0" y="0"/>
+                      <a:ext cx="4333875" cy="2695575"/>
+                    </a:xfrm>
+                    <a:prstGeom prst="rect">
+                      <a:avLst/>
+                    </a:prstGeom>
+                  </pic:spPr>
+                </pic:pic>
+              </a:graphicData>
+            </a:graphic>
+          </wp:inline>
+        </w:drawing>
+      </w:r>
+    </w:p>
+    <w:p>
+      <w:pPr>
+        <w:keepNext/>
+        <w:spacing w:before="120" w:after="70"/>
+      </w:pPr>
+      <w:r>
+        <w:rPr>
+          <w:rFonts w:ascii="Arial" w:eastAsia="Arial" w:hAnsi="Arial" w:cs="Arial"/>
+          <w:i/>
+          <w:iCs/>
+          <w:color w:val="595959"/>
+          <w:sz w:val="18"/>
+          <w:szCs w:val="18"/>
+        </w:rPr>
+        <w:br/>
+      </w:r>
+      <w:r>
+        <w:rPr>
+          <w:rFonts w:ascii="Arial" w:eastAsia="Arial" w:hAnsi="Arial" w:cs="Arial"/>
+          <w:b/>
+          <w:bCs/>
+          <w:sz w:val="21"/>
+          <w:szCs w:val="21"/>
+        </w:rPr>
+        <w:t>¿Qué diferencias y similitudes observamos?</w:t>
+      </w:r>
+    </w:p>
+    <w:p>
+      <w:pPr>
+        <w:pStyle w:val="Prrafodelista"/>
+        <w:numPr>
+          <w:ilvl w:val="0"/>
+          <w:numId w:val="5"/>
+        </w:numPr>
+        <w:spacing w:after="70" w:line="280" w:lineRule="auto"/>
+        <w:contextualSpacing w:val="0"/>
+      </w:pPr>
+      <w:r>
+        <w:rPr>
+          <w:rFonts w:ascii="Arial" w:eastAsia="Arial" w:hAnsi="Arial" w:cs="Arial"/>
+          <w:b/>
+          <w:bCs/>
+          <w:sz w:val="21"/>
+          <w:szCs w:val="21"/>
+        </w:rPr>
+        <w:t>Mismo punto de partida:</w:t>
+      </w:r>
+      <w:r>
+        <w:rPr>
+          <w:rFonts w:ascii="Arial" w:eastAsia="Arial" w:hAnsi="Arial" w:cs="Arial"/>
+          <w:sz w:val="21"/>
+          <w:szCs w:val="21"/>
+        </w:rPr>
+        <w:t xml:space="preserve"> los dos experimentos arrancan casi en el mismo nivel (10.58 tokens sin castigo y 10.64 con castigo; una diferencia de apenas 0.06).</w:t>
+      </w:r>
+    </w:p>
+    <w:p>
+      <w:pPr>
+        <w:pStyle w:val="Prrafodelista"/>
+        <w:numPr>
+          <w:ilvl w:val="0"/>
+          <w:numId w:val="5"/>
+        </w:numPr>
+        <w:spacing w:after="70" w:line="280" w:lineRule="auto"/>
+        <w:contextualSpacing w:val="0"/>
+      </w:pPr>
+      <w:r>
+        <w:rPr>
+          <w:rFonts w:ascii="Arial" w:eastAsia="Arial" w:hAnsi="Arial" w:cs="Arial"/>
+          <w:b/>
+          <w:bCs/>
+          <w:sz w:val="21"/>
+          <w:szCs w:val="21"/>
+        </w:rPr>
+        <w:t>Sin castigo, la cooperación se desgasta:</w:t>
+      </w:r>
+      <w:r>
+        <w:rPr>
+          <w:rFonts w:ascii="Arial" w:eastAsia="Arial" w:hAnsi="Arial" w:cs="Arial"/>
+          <w:sz w:val="21"/>
+          <w:szCs w:val="21"/>
+        </w:rPr>
+        <w:t xml:space="preserve"> se mantiene en el Período 2 (10.63) y desde ahí cae período tras período: 9.81 en el 4, 7.84 en el 7 y 4.38 en el 10. En total pierde 6.19 tokens (−58.6%), y la mayor caída ocurre justo en el último período (2.01 tokens).</w:t>
+      </w:r>
+    </w:p>
+    <w:p>
+      <w:pPr>
+        <w:pStyle w:val="Prrafodelista"/>
+        <w:numPr>
+          <w:ilvl w:val="0"/>
+          <w:numId w:val="5"/>
+        </w:numPr>
+        <w:spacing w:after="70" w:line="280" w:lineRule="auto"/>
+        <w:contextualSpacing w:val="0"/>
+      </w:pPr>
+      <w:r>
+        <w:rPr>
+          <w:rFonts w:ascii="Arial" w:eastAsia="Arial" w:hAnsi="Arial" w:cs="Arial"/>
+          <w:b/>
+          <w:bCs/>
+          <w:sz w:val="21"/>
+          <w:szCs w:val="21"/>
+        </w:rPr>
+        <w:t>Con castigo, la cooperación crece y se sostiene:</w:t>
+      </w:r>
+      <w:r>
+        <w:rPr>
+          <w:rFonts w:ascii="Arial" w:eastAsia="Arial" w:hAnsi="Arial" w:cs="Arial"/>
+          <w:sz w:val="21"/>
+          <w:szCs w:val="21"/>
+        </w:rPr>
+        <w:t xml:space="preserve"> sube a 11.95 en el Período 2, sigue aumentando hasta un máximo de 13.64 en el Período 8 y luego se estabiliza, con una leve baja a 12.87 en el 10. Termina 21.0% por encima de donde empezó.</w:t>
+      </w:r>
+    </w:p>
+    <w:p>
+      <w:pPr>
+        <w:pStyle w:val="Prrafodelista"/>
+        <w:numPr>
+          <w:ilvl w:val="0"/>
+          <w:numId w:val="5"/>
+        </w:numPr>
+        <w:spacing w:after="70" w:line="280" w:lineRule="auto"/>
+        <w:contextualSpacing w:val="0"/>
+      </w:pPr>
+      <w:r>
+        <w:rPr>
+          <w:rFonts w:ascii="Arial" w:eastAsia="Arial" w:hAnsi="Arial" w:cs="Arial"/>
+          <w:b/>
+          <w:bCs/>
+          <w:sz w:val="21"/>
+          <w:szCs w:val="21"/>
+        </w:rPr>
+        <w:t>Una brecha que se abre cada período:</w:t>
+      </w:r>
+      <w:r>
+        <w:rPr>
+          <w:rFonts w:ascii="Arial" w:eastAsia="Arial" w:hAnsi="Arial" w:cs="Arial"/>
+          <w:sz w:val="21"/>
+          <w:szCs w:val="21"/>
+        </w:rPr>
+        <w:t xml:space="preserve"> la distancia entre las dos líneas pasa de 0.06 (P1) a 1.33 (P2), 3.15 (P4), 5.05 (P6) y 8.49 (P10).</w:t>
+      </w:r>
+    </w:p>
+    <w:p>
+      <w:pPr>
+        <w:pStyle w:val="Prrafodelista"/>
+        <w:numPr>
+          <w:ilvl w:val="0"/>
+          <w:numId w:val="5"/>
+        </w:numPr>
+        <w:spacing w:after="70" w:line="280" w:lineRule="auto"/>
+        <w:contextualSpacing w:val="0"/>
+      </w:pPr>
+      <w:r>
+        <w:rPr>
+          <w:rFonts w:ascii="Arial" w:eastAsia="Arial" w:hAnsi="Arial" w:cs="Arial"/>
+          <w:b/>
+          <w:bCs/>
+          <w:sz w:val="21"/>
+          <w:szCs w:val="21"/>
+        </w:rPr>
+        <w:t>Otra similitud:</w:t>
+      </w:r>
+      <w:r>
+        <w:rPr>
+          <w:rFonts w:ascii="Arial" w:eastAsia="Arial" w:hAnsi="Arial" w:cs="Arial"/>
+          <w:sz w:val="21"/>
+          <w:szCs w:val="21"/>
+        </w:rPr>
+        <w:t xml:space="preserve"> en ambos casos el Período 10 queda por debajo del 9 (−2.01 sin castigo y −0.70 con castigo), aunque con castigo la baja es pequeña y el nivel final sigue por encima del inicial.</w:t>
+      </w:r>
+    </w:p>
+    <w:p>
+      <w:pPr>
+        <w:pStyle w:val="Ttulo2"/>
+        <w:spacing w:before="260" w:after="100"/>
+      </w:pPr>
+      <w:r>
+        <w:rPr>
+          <w:rFonts w:ascii="Arial" w:eastAsia="Arial" w:hAnsi="Arial" w:cs="Arial"/>
+          <w:b/>
+          <w:bCs/>
+          <w:color w:val="1F3A5F"/>
+          <w:sz w:val="24"/>
+          <w:szCs w:val="24"/>
+        </w:rPr>
+        <w:lastRenderedPageBreak/>
+        <w:t>P.2.2.2</w:t>
+      </w:r>
+    </w:p>
+    <w:p>
+      <w:pPr>
+        <w:keepNext/>
+        <w:spacing w:before="100"/>
+        <w:jc w:val="center"/>
+      </w:pPr>
+      <w:r>
+        <w:rPr>
+          <w:noProof/>
+        </w:rPr>
+        <w:drawing>
+          <wp:inline distT="0" distB="0" distL="0" distR="0" wp14:anchorId="7ADB8F43" wp14:editId="5413F958">
+            <wp:extent cx="4333875" cy="2695575"/>
+            <wp:effectExtent l="0" t="0" r="0" b="0"/>
+            <wp:docPr id="2" name="grafica_P_2_2_2.png" descr="Gráfica" title="grafica_P_2_2_2.png"/>
+            <wp:cNvGraphicFramePr>
+              <a:graphicFrameLocks xmlns:a="http://schemas.openxmlformats.org/drawingml/2006/main" noChangeAspect="1"/>
+            </wp:cNvGraphicFramePr>
+            <a:graphic xmlns:a="http://schemas.openxmlformats.org/drawingml/2006/main">
+              <a:graphicData uri="http://schemas.openxmlformats.org/drawingml/2006/picture">
+                <pic:pic xmlns:pic="http://schemas.openxmlformats.org/drawingml/2006/picture">
+                  <pic:nvPicPr>
+                    <pic:cNvPr id="0" name=""/>
+                    <pic:cNvPicPr>
+                      <a:picLocks noChangeAspect="1" noChangeArrowheads="1"/>
+                    </pic:cNvPicPr>
+                  </pic:nvPicPr>
+                  <pic:blipFill>
+                    <a:blip r:embed="rId6"/>
+                    <a:srcRect/>
+                    <a:stretch>
+                      <a:fillRect/>
+                    </a:stretch>
+                  </pic:blipFill>
+                  <pic:spPr bwMode="auto">
+                    <a:xfrm>
+                      <a:off x="0" y="0"/>
+                      <a:ext cx="4333875" cy="2695575"/>
+                    </a:xfrm>
+                    <a:prstGeom prst="rect">
+                      <a:avLst/>
+                    </a:prstGeom>
+                  </pic:spPr>
+                </pic:pic>
+              </a:graphicData>
+            </a:graphic>
+          </wp:inline>
+        </w:drawing>
+      </w:r>
+    </w:p>
+    <w:p>
+      <w:pPr>
+        <w:spacing w:after="110" w:line="288" w:lineRule="auto"/>
+      </w:pPr>
+      <w:r>
+        <w:rPr>
+          <w:rFonts w:ascii="Arial" w:eastAsia="Arial" w:hAnsi="Arial" w:cs="Arial"/>
+          <w:sz w:val="21"/>
+          <w:szCs w:val="21"/>
+        </w:rPr>
+        <w:t>En el Período 1 las dos columnas son prácticamente iguales (10.6 y 10.6), pero en el Período 10 ya son muy distintas: 4.4 sin castigo frente a 12.9 con castigo. Sin castigo la contribución promedio cae 6.2 tokens (−58.6%), mientras que con castigo sube 2.2 (+21.0%). Al final del juego, la contribución con castigo es casi el triple (2.9 veces) de la que hay sin castigo.</w:t>
+      </w:r>
+    </w:p>
+    <w:p>
+      <w:pPr>
+        <w:pStyle w:val="Ttulo2"/>
+        <w:spacing w:before="260" w:after="100"/>
+      </w:pPr>
+      <w:r>
+        <w:rPr>
+          <w:rFonts w:ascii="Arial" w:eastAsia="Arial" w:hAnsi="Arial" w:cs="Arial"/>
+          <w:b/>
+          <w:bCs/>
+          <w:color w:val="1F3A5F"/>
+          <w:sz w:val="24"/>
+          <w:szCs w:val="24"/>
+        </w:rPr>
+        <w:t>P.2.2.3</w:t>
+      </w:r>
+    </w:p>
+    <w:p>
+      <w:pPr>
+        <w:keepNext/>
+        <w:spacing w:before="120" w:after="70"/>
+      </w:pPr>
+      <w:r>
+        <w:rPr>
+          <w:rFonts w:ascii="Arial" w:eastAsia="Arial" w:hAnsi="Arial" w:cs="Arial"/>
+          <w:b/>
+          <w:bCs/>
+          <w:sz w:val="21"/>
+          <w:szCs w:val="21"/>
+        </w:rPr>
+        <w:t>Desviación estándar</w:t>
+      </w:r>
+    </w:p>
+    <w:p>
+      <w:pPr>
+        <w:pStyle w:val="Prrafodelista"/>
+        <w:numPr>
+          <w:ilvl w:val="0"/>
+          <w:numId w:val="5"/>
+        </w:numPr>
+        <w:spacing w:after="70" w:line="280" w:lineRule="auto"/>
+        <w:contextualSpacing w:val="0"/>
+      </w:pPr>
+      <w:r>
+        <w:rPr>
+          <w:rFonts w:ascii="Arial" w:eastAsia="Arial" w:hAnsi="Arial" w:cs="Arial"/>
+          <w:b/>
+          <w:bCs/>
+          <w:sz w:val="21"/>
+          <w:szCs w:val="21"/>
+        </w:rPr>
+        <w:t>Sin castigo:</w:t>
+      </w:r>
+      <w:r>
+        <w:rPr>
+          <w:rFonts w:ascii="Arial" w:eastAsia="Arial" w:hAnsi="Arial" w:cs="Arial"/>
+          <w:sz w:val="21"/>
+          <w:szCs w:val="21"/>
+        </w:rPr>
+        <w:t xml:space="preserve"> 2.02 en el Período 1 y 2.19 en el Período 10.</w:t>
+      </w:r>
+    </w:p>
+    <w:p>
+      <w:pPr>
+        <w:pStyle w:val="Prrafodelista"/>
+        <w:numPr>
+          <w:ilvl w:val="0"/>
+          <w:numId w:val="5"/>
+        </w:numPr>
+        <w:spacing w:after="70" w:line="280" w:lineRule="auto"/>
+        <w:contextualSpacing w:val="0"/>
+      </w:pPr>
+      <w:r>
+        <w:rPr>
+          <w:rFonts w:ascii="Arial" w:eastAsia="Arial" w:hAnsi="Arial" w:cs="Arial"/>
+          <w:b/>
+          <w:bCs/>
+          <w:sz w:val="21"/>
+          <w:szCs w:val="21"/>
+        </w:rPr>
+        <w:t>Con castigo:</w:t>
+      </w:r>
+      <w:r>
+        <w:rPr>
+          <w:rFonts w:ascii="Arial" w:eastAsia="Arial" w:hAnsi="Arial" w:cs="Arial"/>
+          <w:sz w:val="21"/>
+          <w:szCs w:val="21"/>
+        </w:rPr>
+        <w:t xml:space="preserve"> 3.21 en el Período 1 y 3.90 en el Período 10.</w:t>
+      </w:r>
+    </w:p>
+    <w:p>
+      <w:pPr>
+        <w:keepNext/>
+        <w:spacing w:before="120" w:after="70"/>
+      </w:pPr>
+      <w:r>
+        <w:rPr>
+          <w:rFonts w:ascii="Arial" w:eastAsia="Arial" w:hAnsi="Arial" w:cs="Arial"/>
+          <w:b/>
+          <w:bCs/>
+          <w:sz w:val="21"/>
+          <w:szCs w:val="21"/>
+        </w:rPr>
+        <w:t>¿Se cumple la regla práctica?</w:t>
+      </w:r>
+    </w:p>
+    <w:p>
+      <w:pPr>
+        <w:spacing w:after="110" w:line="288" w:lineRule="auto"/>
+      </w:pPr>
+      <w:r>
+        <w:rPr>
+          <w:rFonts w:ascii="Arial" w:eastAsia="Arial" w:hAnsi="Arial" w:cs="Arial"/>
+          <w:sz w:val="21"/>
+          <w:szCs w:val="21"/>
+        </w:rPr>
+        <w:t xml:space="preserve">Sí. Armamos el intervalo media ± 2 desviaciones estándar en cada caso y las </w:t>
+      </w:r>
+      <w:r>
+        <w:rPr>
+          <w:rFonts w:ascii="Arial" w:eastAsia="Arial" w:hAnsi="Arial" w:cs="Arial"/>
+          <w:b/>
+          <w:bCs/>
+          <w:sz w:val="21"/>
+          <w:szCs w:val="21"/>
+        </w:rPr>
+        <w:t>16 de 16 ciudades caen dentro</w:t>
+      </w:r>
+      <w:r>
+        <w:rPr>
+          <w:rFonts w:ascii="Arial" w:eastAsia="Arial" w:hAnsi="Arial" w:cs="Arial"/>
+          <w:sz w:val="21"/>
+          <w:szCs w:val="21"/>
+        </w:rPr>
+        <w:t xml:space="preserve"> en los cuatro grupos (100%, incluso más del ~95% que se espera). Los intervalos son 6.54–14.62 (sin castigo, P1), 0.01–8.76 (sin castigo, P10), 4.22–17.05 (con castigo, P1) y 5.07–20.67 (con castigo, P10). Como referencia, dentro de ±1 desviación estándar quedan entre 8 y 11 de las 16 ciudades (50%–69%), cerca del ~68% esperado.</w:t>
+      </w:r>
+    </w:p>
+    <w:p>
+      <w:pPr>
+        <w:spacing w:after="110" w:line="288" w:lineRule="auto"/>
+      </w:pPr>
+      <w:r>
+        <w:rPr>
+          <w:rFonts w:ascii="Arial" w:eastAsia="Arial" w:hAnsi="Arial" w:cs="Arial"/>
+          <w:sz w:val="21"/>
+          <w:szCs w:val="21"/>
+        </w:rPr>
+        <w:t>Hay que leerlo con cuidado: con solo 16 datos la regla es aproximada, y en dos casos el intervalo llega a los límites posibles del juego (el superior con castigo en el Período 10, 20.67, supera el máximo de 20 tokens, y el inferior sin castigo en el Período 10 es 0.01, casi cero), así que “cumplirse” es casi automático ahí.</w:t>
+      </w:r>
+    </w:p>
+    <w:p>
+      <w:pPr>
+        <w:keepNext/>
+        <w:spacing w:before="120" w:after="70"/>
+      </w:pPr>
+      <w:r>
+        <w:rPr>
+          <w:rFonts w:ascii="Arial" w:eastAsia="Arial" w:hAnsi="Arial" w:cs="Arial"/>
+          <w:b/>
+          <w:bCs/>
+          <w:sz w:val="21"/>
+          <w:szCs w:val="21"/>
+        </w:rPr>
+        <w:t>Si el promedio del Período 1 es 10.6 en ambos, ¿son iguales los dos conjuntos de datos?</w:t>
+      </w:r>
+    </w:p>
+    <w:p>
+      <w:pPr>
+        <w:spacing w:after="110" w:line="288" w:lineRule="auto"/>
+      </w:pPr>
+      <w:r>
+        <w:rPr>
+          <w:rFonts w:ascii="Arial" w:eastAsia="Arial" w:hAnsi="Arial" w:cs="Arial"/>
+          <w:sz w:val="21"/>
+          <w:szCs w:val="21"/>
+        </w:rPr>
+        <w:t xml:space="preserve">No. Que las medias coincidan solo dice que el centro de los datos es el mismo, no cómo se reparten alrededor de él. En el Período 1, con castigo la desviación estándar es 3.21 frente a 2.02 sin castigo (59% mayor) y la varianza es 2.5 veces más grande (10.29 frente a 4.08). Es decir, con el mismo promedio, las ciudades del experimento con castigo están más dispersas </w:t>
+      </w:r>
+      <w:r>
+        <w:rPr>
+          <w:rFonts w:ascii="Arial" w:eastAsia="Arial" w:hAnsi="Arial" w:cs="Arial"/>
+          <w:sz w:val="21"/>
+          <w:szCs w:val="21"/>
+        </w:rPr>
+        <w:lastRenderedPageBreak/>
+        <w:t>entre sí (de 5.82 en Athens a 16.02 en Boston) que las del experimento sin castigo (de 7.96 a 14.10). Por eso la media sola no basta para decir que los datos son iguales.</w:t>
+      </w:r>
+    </w:p>
+    <w:p>
+      <w:pPr>
+        <w:pStyle w:val="Ttulo2"/>
+        <w:spacing w:before="260" w:after="100"/>
+      </w:pPr>
+      <w:r>
+        <w:rPr>
+          <w:rFonts w:ascii="Arial" w:eastAsia="Arial" w:hAnsi="Arial" w:cs="Arial"/>
+          <w:b/>
+          <w:bCs/>
+          <w:color w:val="1F3A5F"/>
+          <w:sz w:val="24"/>
+          <w:szCs w:val="24"/>
+        </w:rPr>
+        <w:t>P.2.2.4</w:t>
+      </w:r>
+    </w:p>
+    <w:p>
+      <w:pPr>
+        <w:keepNext/>
+        <w:spacing w:after="110" w:line="288" w:lineRule="auto"/>
+      </w:pPr>
+      <w:r>
+        <w:rPr>
+          <w:rFonts w:ascii="Arial" w:eastAsia="Arial" w:hAnsi="Arial" w:cs="Arial"/>
+          <w:sz w:val="21"/>
+          <w:szCs w:val="21"/>
+        </w:rPr>
+        <w:t>Valores mínimo y máximo (entre paréntesis, la ciudad que lo registra):</w:t>
+      </w:r>
+    </w:p>
+    <w:p>
+      <w:pPr>
+        <w:pStyle w:val="Prrafodelista"/>
+        <w:numPr>
+          <w:ilvl w:val="0"/>
+          <w:numId w:val="5"/>
+        </w:numPr>
+        <w:spacing w:after="70" w:line="280" w:lineRule="auto"/>
+        <w:contextualSpacing w:val="0"/>
+      </w:pPr>
+      <w:r>
+        <w:rPr>
+          <w:rFonts w:ascii="Arial" w:eastAsia="Arial" w:hAnsi="Arial" w:cs="Arial"/>
+          <w:b/>
+          <w:bCs/>
+          <w:sz w:val="21"/>
+          <w:szCs w:val="21"/>
+        </w:rPr>
+        <w:t>Sin castigo, Período 1:</w:t>
+      </w:r>
+      <w:r>
+        <w:rPr>
+          <w:rFonts w:ascii="Arial" w:eastAsia="Arial" w:hAnsi="Arial" w:cs="Arial"/>
+          <w:sz w:val="21"/>
+          <w:szCs w:val="21"/>
+        </w:rPr>
+        <w:t xml:space="preserve"> mínimo 7.96 (</w:t>
+      </w:r>
+      <w:proofErr w:type="spellStart"/>
+      <w:r>
+        <w:rPr>
+          <w:rFonts w:ascii="Arial" w:eastAsia="Arial" w:hAnsi="Arial" w:cs="Arial"/>
+          <w:sz w:val="21"/>
+          <w:szCs w:val="21"/>
+        </w:rPr>
+        <w:t>Riyadh</w:t>
+      </w:r>
+      <w:proofErr w:type="spellEnd"/>
+      <w:r>
+        <w:rPr>
+          <w:rFonts w:ascii="Arial" w:eastAsia="Arial" w:hAnsi="Arial" w:cs="Arial"/>
+          <w:sz w:val="21"/>
+          <w:szCs w:val="21"/>
+        </w:rPr>
+        <w:t>) y máximo 14.10 (</w:t>
+      </w:r>
+      <w:proofErr w:type="spellStart"/>
+      <w:r>
+        <w:rPr>
+          <w:rFonts w:ascii="Arial" w:eastAsia="Arial" w:hAnsi="Arial" w:cs="Arial"/>
+          <w:sz w:val="21"/>
+          <w:szCs w:val="21"/>
+        </w:rPr>
+        <w:t>Copenhagen</w:t>
+      </w:r>
+      <w:proofErr w:type="spellEnd"/>
+      <w:r>
+        <w:rPr>
+          <w:rFonts w:ascii="Arial" w:eastAsia="Arial" w:hAnsi="Arial" w:cs="Arial"/>
+          <w:sz w:val="21"/>
+          <w:szCs w:val="21"/>
+        </w:rPr>
+        <w:t>).</w:t>
+      </w:r>
+    </w:p>
+    <w:p>
+      <w:pPr>
+        <w:pStyle w:val="Prrafodelista"/>
+        <w:numPr>
+          <w:ilvl w:val="0"/>
+          <w:numId w:val="5"/>
+        </w:numPr>
+        <w:spacing w:after="70" w:line="280" w:lineRule="auto"/>
+        <w:contextualSpacing w:val="0"/>
+      </w:pPr>
+      <w:r>
+        <w:rPr>
+          <w:rFonts w:ascii="Arial" w:eastAsia="Arial" w:hAnsi="Arial" w:cs="Arial"/>
+          <w:b/>
+          <w:bCs/>
+          <w:sz w:val="21"/>
+          <w:szCs w:val="21"/>
+        </w:rPr>
+        <w:t>Sin castigo, Período 10:</w:t>
+      </w:r>
+      <w:r>
+        <w:rPr>
+          <w:rFonts w:ascii="Arial" w:eastAsia="Arial" w:hAnsi="Arial" w:cs="Arial"/>
+          <w:sz w:val="21"/>
+          <w:szCs w:val="21"/>
+        </w:rPr>
+        <w:t xml:space="preserve"> mínimo 1.30 (Melbourne) y máximo 8.68 (</w:t>
+      </w:r>
+      <w:proofErr w:type="spellStart"/>
+      <w:r>
+        <w:rPr>
+          <w:rFonts w:ascii="Arial" w:eastAsia="Arial" w:hAnsi="Arial" w:cs="Arial"/>
+          <w:sz w:val="21"/>
+          <w:szCs w:val="21"/>
+        </w:rPr>
+        <w:t>Dnipropetrovs’k</w:t>
+      </w:r>
+      <w:proofErr w:type="spellEnd"/>
+      <w:r>
+        <w:rPr>
+          <w:rFonts w:ascii="Arial" w:eastAsia="Arial" w:hAnsi="Arial" w:cs="Arial"/>
+          <w:sz w:val="21"/>
+          <w:szCs w:val="21"/>
+        </w:rPr>
+        <w:t>).</w:t>
+      </w:r>
+    </w:p>
+    <w:p>
+      <w:pPr>
+        <w:pStyle w:val="Prrafodelista"/>
+        <w:numPr>
+          <w:ilvl w:val="0"/>
+          <w:numId w:val="5"/>
+        </w:numPr>
+        <w:spacing w:after="70" w:line="280" w:lineRule="auto"/>
+        <w:contextualSpacing w:val="0"/>
+      </w:pPr>
+      <w:r>
+        <w:rPr>
+          <w:rFonts w:ascii="Arial" w:eastAsia="Arial" w:hAnsi="Arial" w:cs="Arial"/>
+          <w:b/>
+          <w:bCs/>
+          <w:sz w:val="21"/>
+          <w:szCs w:val="21"/>
+        </w:rPr>
+        <w:t>Con castigo, Período 1:</w:t>
+      </w:r>
+      <w:r>
+        <w:rPr>
+          <w:rFonts w:ascii="Arial" w:eastAsia="Arial" w:hAnsi="Arial" w:cs="Arial"/>
+          <w:sz w:val="21"/>
+          <w:szCs w:val="21"/>
+        </w:rPr>
+        <w:t xml:space="preserve"> mínimo 5.82 (Athens) y máximo 16.02 (Boston).</w:t>
+      </w:r>
+    </w:p>
+    <w:p>
+      <w:pPr>
+        <w:pStyle w:val="Prrafodelista"/>
+        <w:numPr>
+          <w:ilvl w:val="0"/>
+          <w:numId w:val="5"/>
+        </w:numPr>
+        <w:spacing w:after="70" w:line="280" w:lineRule="auto"/>
+        <w:contextualSpacing w:val="0"/>
+      </w:pPr>
+      <w:r>
+        <w:rPr>
+          <w:rFonts w:ascii="Arial" w:eastAsia="Arial" w:hAnsi="Arial" w:cs="Arial"/>
+          <w:b/>
+          <w:bCs/>
+          <w:sz w:val="21"/>
+          <w:szCs w:val="21"/>
+        </w:rPr>
+        <w:t>Con castigo, Período 10:</w:t>
+      </w:r>
+      <w:r>
+        <w:rPr>
+          <w:rFonts w:ascii="Arial" w:eastAsia="Arial" w:hAnsi="Arial" w:cs="Arial"/>
+          <w:sz w:val="21"/>
+          <w:szCs w:val="21"/>
+        </w:rPr>
+        <w:t xml:space="preserve"> mínimo 6.20 (Athens) y máximo 17.51 (</w:t>
+      </w:r>
+      <w:proofErr w:type="spellStart"/>
+      <w:r>
+        <w:rPr>
+          <w:rFonts w:ascii="Arial" w:eastAsia="Arial" w:hAnsi="Arial" w:cs="Arial"/>
+          <w:sz w:val="21"/>
+          <w:szCs w:val="21"/>
+        </w:rPr>
+        <w:t>Seoul</w:t>
+      </w:r>
+      <w:proofErr w:type="spellEnd"/>
+      <w:r>
+        <w:rPr>
+          <w:rFonts w:ascii="Arial" w:eastAsia="Arial" w:hAnsi="Arial" w:cs="Arial"/>
+          <w:sz w:val="21"/>
+          <w:szCs w:val="21"/>
+        </w:rPr>
+        <w:t>).</w:t>
+      </w:r>
+    </w:p>
+    <w:p>
+      <w:pPr>
+        <w:spacing w:after="40"/>
+      </w:pPr>
+    </w:p>
+    <w:p>
+      <w:pPr>
+        <w:spacing w:after="110" w:line="288" w:lineRule="auto"/>
+      </w:pPr>
+      <w:r>
+        <w:rPr>
+          <w:rFonts w:ascii="Arial" w:eastAsia="Arial" w:hAnsi="Arial" w:cs="Arial"/>
+          <w:sz w:val="21"/>
+          <w:szCs w:val="21"/>
+        </w:rPr>
+        <w:t xml:space="preserve">Dos datos llaman la atención: sin castigo, ni la ciudad más cooperativa del Período 10 (8.68) alcanza el promedio con el que empezó el juego (10.58); con castigo, en cambio, la ciudad menos cooperativa (6.20) supera el promedio sin castigo de ese mismo período (4.38). Además, Athens es la de menor contribución con castigo en ambos períodos, mientras que </w:t>
+      </w:r>
+      <w:proofErr w:type="spellStart"/>
+      <w:r>
+        <w:rPr>
+          <w:rFonts w:ascii="Arial" w:eastAsia="Arial" w:hAnsi="Arial" w:cs="Arial"/>
+          <w:sz w:val="21"/>
+          <w:szCs w:val="21"/>
+        </w:rPr>
+        <w:t>Seoul</w:t>
+      </w:r>
+      <w:proofErr w:type="spellEnd"/>
+      <w:r>
+        <w:rPr>
+          <w:rFonts w:ascii="Arial" w:eastAsia="Arial" w:hAnsi="Arial" w:cs="Arial"/>
+          <w:sz w:val="21"/>
+          <w:szCs w:val="21"/>
+        </w:rPr>
+        <w:t xml:space="preserve"> pasa de 9.69 en el Período 1 a ser la más alta (17.51) en el 10.</w:t>
+      </w:r>
+      <w:r>
+        <w:rPr>
+          <w:rFonts w:ascii="Arial" w:eastAsia="Arial" w:hAnsi="Arial" w:cs="Arial"/>
+          <w:sz w:val="21"/>
+          <w:szCs w:val="21"/>
+        </w:rPr>
+        <w:br/>
+      </w:r>
+      <w:r>
+        <w:rPr>
+          <w:rFonts w:ascii="Arial" w:eastAsia="Arial" w:hAnsi="Arial" w:cs="Arial"/>
+          <w:sz w:val="21"/>
+          <w:szCs w:val="21"/>
+        </w:rPr>
+        <w:br/>
+      </w:r>
+      <w:r>
+        <w:rPr>
+          <w:rFonts w:ascii="Arial" w:eastAsia="Arial" w:hAnsi="Arial" w:cs="Arial"/>
+          <w:sz w:val="21"/>
+          <w:szCs w:val="21"/>
+        </w:rPr>
+        <w:br/>
+      </w:r>
+      <w:r>
+        <w:rPr>
+          <w:rFonts w:ascii="Arial" w:eastAsia="Arial" w:hAnsi="Arial" w:cs="Arial"/>
+          <w:sz w:val="21"/>
+          <w:szCs w:val="21"/>
+        </w:rPr>
+        <w:br/>
+      </w:r>
+    </w:p>
+    <w:p>
+      <w:pPr>
+        <w:pStyle w:val="Ttulo2"/>
+        <w:spacing w:before="260" w:after="100"/>
+      </w:pPr>
+      <w:r>
+        <w:rPr>
+          <w:rFonts w:ascii="Arial" w:eastAsia="Arial" w:hAnsi="Arial" w:cs="Arial"/>
+          <w:b/>
+          <w:bCs/>
+          <w:color w:val="1F3A5F"/>
+          <w:sz w:val="24"/>
+          <w:szCs w:val="24"/>
+        </w:rPr>
+        <w:t>P.2.2.5</w:t>
+      </w:r>
+    </w:p>
+    <w:p>
+      <w:pPr>
+        <w:keepNext/>
+        <w:spacing w:after="70" w:line="288" w:lineRule="auto"/>
+      </w:pPr>
+      <w:r>
+        <w:rPr>
+          <w:rFonts w:ascii="Arial" w:eastAsia="Arial" w:hAnsi="Arial" w:cs="Arial"/>
+          <w:b/>
+          <w:bCs/>
+          <w:sz w:val="19"/>
+          <w:szCs w:val="19"/>
+        </w:rPr>
+        <w:t>Tabla P.2.2.5. Estadísticas descriptivas de los Períodos 1 y 10 (n = 16 ciudades por grupo).</w:t>
+      </w:r>
+    </w:p>
+    <w:tbl>
+      <w:tblPr>
+        <w:tblW w:w="9360" w:type="dxa"/>
+        <w:tblBorders>
+          <w:top w:val="single" w:sz="4" w:space="0" w:color="auto"/>
+          <w:left w:val="single" w:sz="4" w:space="0" w:color="auto"/>
+          <w:bottom w:val="single" w:sz="4" w:space="0" w:color="auto"/>
+          <w:right w:val="single" w:sz="4" w:space="0" w:color="auto"/>
+          <w:insideH w:val="single" w:sz="4" w:space="0" w:color="auto"/>
+          <w:insideV w:val="single" w:sz="4" w:space="0" w:color="auto"/>
+        </w:tblBorders>
+        <w:tblCellMar>
+          <w:left w:w="10" w:type="dxa"/>
+          <w:right w:w="10" w:type="dxa"/>
+        </w:tblCellMar>
+        <w:tblLook w:val="04A0" w:firstRow="1" w:lastRow="0" w:firstColumn="1" w:lastColumn="0" w:noHBand="0" w:noVBand="1"/>
+      </w:tblPr>
+      <w:tblGrid>
+        <w:gridCol w:w="1560"/>
+        <w:gridCol w:w="960"/>
+        <w:gridCol w:w="1100"/>
+        <w:gridCol w:w="1200"/>
+        <w:gridCol w:w="1400"/>
+        <w:gridCol w:w="1040"/>
+        <w:gridCol w:w="1040"/>
+        <w:gridCol w:w="1060"/>
+      </w:tblGrid>
+      <w:tr>
+        <w:tblPrEx>
+          <w:tblCellMar>
+            <w:top w:w="0" w:type="dxa"/>
+            <w:bottom w:w="0" w:type="dxa"/>
+          </w:tblCellMar>
+        </w:tblPrEx>
+        <w:trPr>
+          <w:cantSplit/>
+          <w:tblHeader/>
+        </w:trPr>
+        <w:tc>
+          <w:tcPr>
+            <w:tcW w:w="1560" w:type="dxa"/>
+            <w:tcBorders>
+              <w:top w:val="single" w:sz="4" w:space="0" w:color="BFC9D6"/>
+              <w:left w:val="single" w:sz="4" w:space="0" w:color="BFC9D6"/>
+              <w:bottom w:val="single" w:sz="4" w:space="0" w:color="BFC9D6"/>
+              <w:right w:val="single" w:sz="4" w:space="0" w:color="BFC9D6"/>
+            </w:tcBorders>
+            <w:shd w:val="clear" w:color="auto" w:fill="1F3A5F"/>
+            <w:tcMar>
+              <w:top w:w="60" w:type="dxa"/>
+              <w:left w:w="90" w:type="dxa"/>
+              <w:bottom w:w="60" w:type="dxa"/>
+              <w:right w:w="90" w:type="dxa"/>
+            </w:tcMar>
+            <w:vAlign w:val="center"/>
+          </w:tcPr>
+          <w:p>
+            <w:r>
+              <w:rPr>
+                <w:rFonts w:ascii="Arial" w:eastAsia="Arial" w:hAnsi="Arial" w:cs="Arial"/>
+                <w:b/>
+                <w:bCs/>
+                <w:color w:val="FFFFFF"/>
+                <w:sz w:val="19"/>
+                <w:szCs w:val="19"/>
+              </w:rPr>
+              <w:t>Experimento</w:t>
+            </w:r>
+          </w:p>
+        </w:tc>
+        <w:tc>
+          <w:tcPr>
+            <w:tcW w:w="960" w:type="dxa"/>
+            <w:tcBorders>
+              <w:top w:val="single" w:sz="4" w:space="0" w:color="BFC9D6"/>
+              <w:left w:val="single" w:sz="4" w:space="0" w:color="BFC9D6"/>
+              <w:bottom w:val="single" w:sz="4" w:space="0" w:color="BFC9D6"/>
+              <w:right w:val="single" w:sz="4" w:space="0" w:color="BFC9D6"/>
+            </w:tcBorders>
+            <w:shd w:val="clear" w:color="auto" w:fill="1F3A5F"/>
+            <w:tcMar>
+              <w:top w:w="60" w:type="dxa"/>
+              <w:left w:w="90" w:type="dxa"/>
+              <w:bottom w:w="60" w:type="dxa"/>
+              <w:right w:w="90" w:type="dxa"/>
+            </w:tcMar>
+            <w:vAlign w:val="center"/>
+          </w:tcPr>
+          <w:p>
+            <w:pPr>
+              <w:jc w:val="center"/>
+            </w:pPr>
+            <w:r>
+              <w:rPr>
+                <w:rFonts w:ascii="Arial" w:eastAsia="Arial" w:hAnsi="Arial" w:cs="Arial"/>
+                <w:b/>
+                <w:bCs/>
+                <w:color w:val="FFFFFF"/>
+                <w:sz w:val="19"/>
+                <w:szCs w:val="19"/>
+              </w:rPr>
+              <w:t>Período</w:t>
+            </w:r>
+          </w:p>
+        </w:tc>
+        <w:tc>
+          <w:tcPr>
+            <w:tcW w:w="1100" w:type="dxa"/>
+            <w:tcBorders>
+              <w:top w:val="single" w:sz="4" w:space="0" w:color="BFC9D6"/>
+              <w:left w:val="single" w:sz="4" w:space="0" w:color="BFC9D6"/>
+              <w:bottom w:val="single" w:sz="4" w:space="0" w:color="BFC9D6"/>
+              <w:right w:val="single" w:sz="4" w:space="0" w:color="BFC9D6"/>
+            </w:tcBorders>
+            <w:shd w:val="clear" w:color="auto" w:fill="1F3A5F"/>
+            <w:tcMar>
+              <w:top w:w="60" w:type="dxa"/>
+              <w:left w:w="90" w:type="dxa"/>
+              <w:bottom w:w="60" w:type="dxa"/>
+              <w:right w:w="90" w:type="dxa"/>
+            </w:tcMar>
+            <w:vAlign w:val="center"/>
+          </w:tcPr>
+          <w:p>
+            <w:pPr>
+              <w:jc w:val="center"/>
+            </w:pPr>
+            <w:r>
+              <w:rPr>
+                <w:rFonts w:ascii="Arial" w:eastAsia="Arial" w:hAnsi="Arial" w:cs="Arial"/>
+                <w:b/>
+                <w:bCs/>
+                <w:color w:val="FFFFFF"/>
+                <w:sz w:val="19"/>
+                <w:szCs w:val="19"/>
+              </w:rPr>
+              <w:t>Media</w:t>
+            </w:r>
+          </w:p>
+        </w:tc>
+        <w:tc>
+          <w:tcPr>
+            <w:tcW w:w="1200" w:type="dxa"/>
+            <w:tcBorders>
+              <w:top w:val="single" w:sz="4" w:space="0" w:color="BFC9D6"/>
+              <w:left w:val="single" w:sz="4" w:space="0" w:color="BFC9D6"/>
+              <w:bottom w:val="single" w:sz="4" w:space="0" w:color="BFC9D6"/>
+              <w:right w:val="single" w:sz="4" w:space="0" w:color="BFC9D6"/>
+            </w:tcBorders>
+            <w:shd w:val="clear" w:color="auto" w:fill="1F3A5F"/>
+            <w:tcMar>
+              <w:top w:w="60" w:type="dxa"/>
+              <w:left w:w="90" w:type="dxa"/>
+              <w:bottom w:w="60" w:type="dxa"/>
+              <w:right w:w="90" w:type="dxa"/>
+            </w:tcMar>
+            <w:vAlign w:val="center"/>
+          </w:tcPr>
+          <w:p>
+            <w:pPr>
+              <w:jc w:val="center"/>
+            </w:pPr>
+            <w:r>
+              <w:rPr>
+                <w:rFonts w:ascii="Arial" w:eastAsia="Arial" w:hAnsi="Arial" w:cs="Arial"/>
+                <w:b/>
+                <w:bCs/>
+                <w:color w:val="FFFFFF"/>
+                <w:sz w:val="19"/>
+                <w:szCs w:val="19"/>
+              </w:rPr>
+              <w:t>Varianza</w:t>
+            </w:r>
+          </w:p>
+        </w:tc>
+        <w:tc>
+          <w:tcPr>
+            <w:tcW w:w="1400" w:type="dxa"/>
+            <w:tcBorders>
+              <w:top w:val="single" w:sz="4" w:space="0" w:color="BFC9D6"/>
+              <w:left w:val="single" w:sz="4" w:space="0" w:color="BFC9D6"/>
+              <w:bottom w:val="single" w:sz="4" w:space="0" w:color="BFC9D6"/>
+              <w:right w:val="single" w:sz="4" w:space="0" w:color="BFC9D6"/>
+            </w:tcBorders>
+            <w:shd w:val="clear" w:color="auto" w:fill="1F3A5F"/>
+            <w:tcMar>
+              <w:top w:w="60" w:type="dxa"/>
+              <w:left w:w="90" w:type="dxa"/>
+              <w:bottom w:w="60" w:type="dxa"/>
+              <w:right w:w="90" w:type="dxa"/>
+            </w:tcMar>
+            <w:vAlign w:val="center"/>
+          </w:tcPr>
+          <w:p>
+            <w:pPr>
+              <w:jc w:val="center"/>
+            </w:pPr>
+            <w:proofErr w:type="spellStart"/>
+            <w:r>
+              <w:rPr>
+                <w:rFonts w:ascii="Arial" w:eastAsia="Arial" w:hAnsi="Arial" w:cs="Arial"/>
+                <w:b/>
+                <w:bCs/>
+                <w:color w:val="FFFFFF"/>
+                <w:sz w:val="19"/>
+                <w:szCs w:val="19"/>
+              </w:rPr>
+              <w:t>Desv</w:t>
+            </w:r>
+            <w:proofErr w:type="spellEnd"/>
+            <w:r>
+              <w:rPr>
+                <w:rFonts w:ascii="Arial" w:eastAsia="Arial" w:hAnsi="Arial" w:cs="Arial"/>
+                <w:b/>
+                <w:bCs/>
+                <w:color w:val="FFFFFF"/>
+                <w:sz w:val="19"/>
+                <w:szCs w:val="19"/>
+              </w:rPr>
+              <w:t>. estándar</w:t>
+            </w:r>
+          </w:p>
+        </w:tc>
+        <w:tc>
+          <w:tcPr>
+            <w:tcW w:w="1040" w:type="dxa"/>
+            <w:tcBorders>
+              <w:top w:val="single" w:sz="4" w:space="0" w:color="BFC9D6"/>
+              <w:left w:val="single" w:sz="4" w:space="0" w:color="BFC9D6"/>
+              <w:bottom w:val="single" w:sz="4" w:space="0" w:color="BFC9D6"/>
+              <w:right w:val="single" w:sz="4" w:space="0" w:color="BFC9D6"/>
+            </w:tcBorders>
+            <w:shd w:val="clear" w:color="auto" w:fill="1F3A5F"/>
+            <w:tcMar>
+              <w:top w:w="60" w:type="dxa"/>
+              <w:left w:w="90" w:type="dxa"/>
+              <w:bottom w:w="60" w:type="dxa"/>
+              <w:right w:w="90" w:type="dxa"/>
+            </w:tcMar>
+            <w:vAlign w:val="center"/>
+          </w:tcPr>
+          <w:p>
+            <w:pPr>
+              <w:jc w:val="center"/>
+            </w:pPr>
+            <w:r>
+              <w:rPr>
+                <w:rFonts w:ascii="Arial" w:eastAsia="Arial" w:hAnsi="Arial" w:cs="Arial"/>
+                <w:b/>
+                <w:bCs/>
+                <w:color w:val="FFFFFF"/>
+                <w:sz w:val="19"/>
+                <w:szCs w:val="19"/>
+              </w:rPr>
+              <w:t>Mínimo</w:t>
+            </w:r>
+          </w:p>
+        </w:tc>
+        <w:tc>
+          <w:tcPr>
+            <w:tcW w:w="1040" w:type="dxa"/>
+            <w:tcBorders>
+              <w:top w:val="single" w:sz="4" w:space="0" w:color="BFC9D6"/>
+              <w:left w:val="single" w:sz="4" w:space="0" w:color="BFC9D6"/>
+              <w:bottom w:val="single" w:sz="4" w:space="0" w:color="BFC9D6"/>
+              <w:right w:val="single" w:sz="4" w:space="0" w:color="BFC9D6"/>
+            </w:tcBorders>
+            <w:shd w:val="clear" w:color="auto" w:fill="1F3A5F"/>
+            <w:tcMar>
+              <w:top w:w="60" w:type="dxa"/>
+              <w:left w:w="90" w:type="dxa"/>
+              <w:bottom w:w="60" w:type="dxa"/>
+              <w:right w:w="90" w:type="dxa"/>
+            </w:tcMar>
+            <w:vAlign w:val="center"/>
+          </w:tcPr>
+          <w:p>
+            <w:pPr>
+              <w:jc w:val="center"/>
+            </w:pPr>
+            <w:r>
+              <w:rPr>
+                <w:rFonts w:ascii="Arial" w:eastAsia="Arial" w:hAnsi="Arial" w:cs="Arial"/>
+                <w:b/>
+                <w:bCs/>
+                <w:color w:val="FFFFFF"/>
+                <w:sz w:val="19"/>
+                <w:szCs w:val="19"/>
+              </w:rPr>
+              <w:t>Máximo</w:t>
+            </w:r>
+          </w:p>
+        </w:tc>
+        <w:tc>
+          <w:tcPr>
+            <w:tcW w:w="1060" w:type="dxa"/>
+            <w:tcBorders>
+              <w:top w:val="single" w:sz="4" w:space="0" w:color="BFC9D6"/>
+              <w:left w:val="single" w:sz="4" w:space="0" w:color="BFC9D6"/>
+              <w:bottom w:val="single" w:sz="4" w:space="0" w:color="BFC9D6"/>
+              <w:right w:val="single" w:sz="4" w:space="0" w:color="BFC9D6"/>
+            </w:tcBorders>
+            <w:shd w:val="clear" w:color="auto" w:fill="1F3A5F"/>
+            <w:tcMar>
+              <w:top w:w="60" w:type="dxa"/>
+              <w:left w:w="90" w:type="dxa"/>
+              <w:bottom w:w="60" w:type="dxa"/>
+              <w:right w:w="90" w:type="dxa"/>
+            </w:tcMar>
+            <w:vAlign w:val="center"/>
+          </w:tcPr>
+          <w:p>
+            <w:pPr>
+              <w:jc w:val="center"/>
+            </w:pPr>
+            <w:r>
+              <w:rPr>
+                <w:rFonts w:ascii="Arial" w:eastAsia="Arial" w:hAnsi="Arial" w:cs="Arial"/>
+                <w:b/>
+                <w:bCs/>
+                <w:color w:val="FFFFFF"/>
+                <w:sz w:val="19"/>
+                <w:szCs w:val="19"/>
+              </w:rPr>
+              <w:t>Rango</w:t>
+            </w:r>
+          </w:p>
+        </w:tc>
+      </w:tr>
+      <w:tr>
+        <w:tblPrEx>
+          <w:tblCellMar>
+            <w:top w:w="0" w:type="dxa"/>
+            <w:bottom w:w="0" w:type="dxa"/>
+          </w:tblCellMar>
+        </w:tblPrEx>
+        <w:trPr>
+          <w:cantSplit/>
+        </w:trPr>
+        <w:tc>
+          <w:tcPr>
+            <w:tcW w:w="1560" w:type="dxa"/>
+            <w:tcBorders>
+              <w:top w:val="single" w:sz="4" w:space="0" w:color="BFC9D6"/>
+              <w:left w:val="single" w:sz="4" w:space="0" w:color="BFC9D6"/>
+              <w:bottom w:val="single" w:sz="4" w:space="0" w:color="BFC9D6"/>
+              <w:right w:val="single" w:sz="4" w:space="0" w:color="BFC9D6"/>
+            </w:tcBorders>
+            <w:shd w:val="clear" w:color="auto" w:fill="EEF3F9"/>
+            <w:tcMar>
+              <w:top w:w="60" w:type="dxa"/>
+              <w:left w:w="90" w:type="dxa"/>
+              <w:bottom w:w="60" w:type="dxa"/>
+              <w:right w:w="90" w:type="dxa"/>
+            </w:tcMar>
+            <w:vAlign w:val="center"/>
+          </w:tcPr>
+          <w:p>
+            <w:r>
+              <w:rPr>
+                <w:rFonts w:ascii="Arial" w:eastAsia="Arial" w:hAnsi="Arial" w:cs="Arial"/>
+                <w:b/>
+                <w:bCs/>
+                <w:sz w:val="19"/>
+                <w:szCs w:val="19"/>
+              </w:rPr>
+              <w:t>Sin castigo</w:t>
+            </w:r>
+          </w:p>
+        </w:tc>
+        <w:tc>
+          <w:tcPr>
+            <w:tcW w:w="960" w:type="dxa"/>
+            <w:tcBorders>
+              <w:top w:val="single" w:sz="4" w:space="0" w:color="BFC9D6"/>
+              <w:left w:val="single" w:sz="4" w:space="0" w:color="BFC9D6"/>
+              <w:bottom w:val="single" w:sz="4" w:space="0" w:color="BFC9D6"/>
+              <w:right w:val="single" w:sz="4" w:space="0" w:color="BFC9D6"/>
+            </w:tcBorders>
+            <w:shd w:val="clear" w:color="auto" w:fill="EEF3F9"/>
+            <w:tcMar>
+              <w:top w:w="60" w:type="dxa"/>
+              <w:left w:w="90" w:type="dxa"/>
+              <w:bottom w:w="60" w:type="dxa"/>
+              <w:right w:w="90" w:type="dxa"/>
+            </w:tcMar>
+            <w:vAlign w:val="center"/>
+          </w:tcPr>
+          <w:p>
+            <w:pPr>
+              <w:jc w:val="center"/>
+            </w:pPr>
+            <w:r>
+              <w:rPr>
+                <w:rFonts w:ascii="Arial" w:eastAsia="Arial" w:hAnsi="Arial" w:cs="Arial"/>
+                <w:sz w:val="19"/>
+                <w:szCs w:val="19"/>
+              </w:rPr>
+              <w:t>1</w:t>
+            </w:r>
+          </w:p>
+        </w:tc>
+        <w:tc>
+          <w:tcPr>
+            <w:tcW w:w="1100" w:type="dxa"/>
+            <w:tcBorders>
+              <w:top w:val="single" w:sz="4" w:space="0" w:color="BFC9D6"/>
+              <w:left w:val="single" w:sz="4" w:space="0" w:color="BFC9D6"/>
+              <w:bottom w:val="single" w:sz="4" w:space="0" w:color="BFC9D6"/>
+              <w:right w:val="single" w:sz="4" w:space="0" w:color="BFC9D6"/>
+            </w:tcBorders>
+            <w:shd w:val="clear" w:color="auto" w:fill="EEF3F9"/>
+            <w:tcMar>
+              <w:top w:w="60" w:type="dxa"/>
+              <w:left w:w="90" w:type="dxa"/>
+              <w:bottom w:w="60" w:type="dxa"/>
+              <w:right w:w="90" w:type="dxa"/>
+            </w:tcMar>
+            <w:vAlign w:val="center"/>
+          </w:tcPr>
+          <w:p>
+            <w:pPr>
+              <w:jc w:val="center"/>
+            </w:pPr>
+            <w:r>
+              <w:rPr>
+                <w:rFonts w:ascii="Arial" w:eastAsia="Arial" w:hAnsi="Arial" w:cs="Arial"/>
+                <w:sz w:val="19"/>
+                <w:szCs w:val="19"/>
+              </w:rPr>
+              <w:t>10.58</w:t>
+            </w:r>
+          </w:p>
+        </w:tc>
+        <w:tc>
+          <w:tcPr>
+            <w:tcW w:w="1200" w:type="dxa"/>
+            <w:tcBorders>
+              <w:top w:val="single" w:sz="4" w:space="0" w:color="BFC9D6"/>
+              <w:left w:val="single" w:sz="4" w:space="0" w:color="BFC9D6"/>
+              <w:bottom w:val="single" w:sz="4" w:space="0" w:color="BFC9D6"/>
+              <w:right w:val="single" w:sz="4" w:space="0" w:color="BFC9D6"/>
+            </w:tcBorders>
+            <w:shd w:val="clear" w:color="auto" w:fill="EEF3F9"/>
+            <w:tcMar>
+              <w:top w:w="60" w:type="dxa"/>
+              <w:left w:w="90" w:type="dxa"/>
+              <w:bottom w:w="60" w:type="dxa"/>
+              <w:right w:w="90" w:type="dxa"/>
+            </w:tcMar>
+            <w:vAlign w:val="center"/>
+          </w:tcPr>
+          <w:p>
+            <w:pPr>
+              <w:jc w:val="center"/>
+            </w:pPr>
+            <w:r>
+              <w:rPr>
+                <w:rFonts w:ascii="Arial" w:eastAsia="Arial" w:hAnsi="Arial" w:cs="Arial"/>
+                <w:sz w:val="19"/>
+                <w:szCs w:val="19"/>
+              </w:rPr>
+              <w:t>4.08</w:t>
+            </w:r>
+          </w:p>
+        </w:tc>
+        <w:tc>
+          <w:tcPr>
+            <w:tcW w:w="1400" w:type="dxa"/>
+            <w:tcBorders>
+              <w:top w:val="single" w:sz="4" w:space="0" w:color="BFC9D6"/>
+              <w:left w:val="single" w:sz="4" w:space="0" w:color="BFC9D6"/>
+              <w:bottom w:val="single" w:sz="4" w:space="0" w:color="BFC9D6"/>
+              <w:right w:val="single" w:sz="4" w:space="0" w:color="BFC9D6"/>
+            </w:tcBorders>
+            <w:shd w:val="clear" w:color="auto" w:fill="EEF3F9"/>
+            <w:tcMar>
+              <w:top w:w="60" w:type="dxa"/>
+              <w:left w:w="90" w:type="dxa"/>
+              <w:bottom w:w="60" w:type="dxa"/>
+              <w:right w:w="90" w:type="dxa"/>
+            </w:tcMar>
+            <w:vAlign w:val="center"/>
+          </w:tcPr>
+          <w:p>
+            <w:pPr>
+              <w:jc w:val="center"/>
+            </w:pPr>
+            <w:r>
+              <w:rPr>
+                <w:rFonts w:ascii="Arial" w:eastAsia="Arial" w:hAnsi="Arial" w:cs="Arial"/>
+                <w:sz w:val="19"/>
+                <w:szCs w:val="19"/>
+              </w:rPr>
+              <w:t>2.02</w:t>
+            </w:r>
+          </w:p>
+        </w:tc>
+        <w:tc>
+          <w:tcPr>
+            <w:tcW w:w="1040" w:type="dxa"/>
+            <w:tcBorders>
+              <w:top w:val="single" w:sz="4" w:space="0" w:color="BFC9D6"/>
+              <w:left w:val="single" w:sz="4" w:space="0" w:color="BFC9D6"/>
+              <w:bottom w:val="single" w:sz="4" w:space="0" w:color="BFC9D6"/>
+              <w:right w:val="single" w:sz="4" w:space="0" w:color="BFC9D6"/>
+            </w:tcBorders>
+            <w:shd w:val="clear" w:color="auto" w:fill="EEF3F9"/>
+            <w:tcMar>
+              <w:top w:w="60" w:type="dxa"/>
+              <w:left w:w="90" w:type="dxa"/>
+              <w:bottom w:w="60" w:type="dxa"/>
+              <w:right w:w="90" w:type="dxa"/>
+            </w:tcMar>
+            <w:vAlign w:val="center"/>
+          </w:tcPr>
+          <w:p>
+            <w:pPr>
+              <w:jc w:val="center"/>
+            </w:pPr>
+            <w:r>
+              <w:rPr>
+                <w:rFonts w:ascii="Arial" w:eastAsia="Arial" w:hAnsi="Arial" w:cs="Arial"/>
+                <w:sz w:val="19"/>
+                <w:szCs w:val="19"/>
+              </w:rPr>
+              <w:t>7.96</w:t>
+            </w:r>
+          </w:p>
+        </w:tc>
+        <w:tc>
+          <w:tcPr>
+            <w:tcW w:w="1040" w:type="dxa"/>
+            <w:tcBorders>
+              <w:top w:val="single" w:sz="4" w:space="0" w:color="BFC9D6"/>
+              <w:left w:val="single" w:sz="4" w:space="0" w:color="BFC9D6"/>
+              <w:bottom w:val="single" w:sz="4" w:space="0" w:color="BFC9D6"/>
+              <w:right w:val="single" w:sz="4" w:space="0" w:color="BFC9D6"/>
+            </w:tcBorders>
+            <w:shd w:val="clear" w:color="auto" w:fill="EEF3F9"/>
+            <w:tcMar>
+              <w:top w:w="60" w:type="dxa"/>
+              <w:left w:w="90" w:type="dxa"/>
+              <w:bottom w:w="60" w:type="dxa"/>
+              <w:right w:w="90" w:type="dxa"/>
+            </w:tcMar>
+            <w:vAlign w:val="center"/>
+          </w:tcPr>
+          <w:p>
+            <w:pPr>
+              <w:jc w:val="center"/>
+            </w:pPr>
+            <w:r>
+              <w:rPr>
+                <w:rFonts w:ascii="Arial" w:eastAsia="Arial" w:hAnsi="Arial" w:cs="Arial"/>
+                <w:sz w:val="19"/>
+                <w:szCs w:val="19"/>
+              </w:rPr>
+              <w:t>14.10</w:t>
+            </w:r>
+          </w:p>
+        </w:tc>
+        <w:tc>
+          <w:tcPr>
+            <w:tcW w:w="1060" w:type="dxa"/>
+            <w:tcBorders>
+              <w:top w:val="single" w:sz="4" w:space="0" w:color="BFC9D6"/>
+              <w:left w:val="single" w:sz="4" w:space="0" w:color="BFC9D6"/>
+              <w:bottom w:val="single" w:sz="4" w:space="0" w:color="BFC9D6"/>
+              <w:right w:val="single" w:sz="4" w:space="0" w:color="BFC9D6"/>
+            </w:tcBorders>
+            <w:shd w:val="clear" w:color="auto" w:fill="EEF3F9"/>
+            <w:tcMar>
+              <w:top w:w="60" w:type="dxa"/>
+              <w:left w:w="90" w:type="dxa"/>
+              <w:bottom w:w="60" w:type="dxa"/>
+              <w:right w:w="90" w:type="dxa"/>
+            </w:tcMar>
+            <w:vAlign w:val="center"/>
+          </w:tcPr>
+          <w:p>
+            <w:pPr>
+              <w:jc w:val="center"/>
+            </w:pPr>
+            <w:r>
+              <w:rPr>
+                <w:rFonts w:ascii="Arial" w:eastAsia="Arial" w:hAnsi="Arial" w:cs="Arial"/>
+                <w:sz w:val="19"/>
+                <w:szCs w:val="19"/>
+              </w:rPr>
+              <w:t>6.14</w:t>
+            </w:r>
+          </w:p>
+        </w:tc>
+      </w:tr>
+      <w:tr>
+        <w:tblPrEx>
+          <w:tblCellMar>
+            <w:top w:w="0" w:type="dxa"/>
+            <w:bottom w:w="0" w:type="dxa"/>
+          </w:tblCellMar>
+        </w:tblPrEx>
+        <w:trPr>
+          <w:cantSplit/>
+        </w:trPr>
+        <w:tc>
+          <w:tcPr>
+            <w:tcW w:w="1560" w:type="dxa"/>
+            <w:tcBorders>
+              <w:top w:val="single" w:sz="4" w:space="0" w:color="BFC9D6"/>
+              <w:left w:val="single" w:sz="4" w:space="0" w:color="BFC9D6"/>
+              <w:bottom w:val="single" w:sz="4" w:space="0" w:color="BFC9D6"/>
+              <w:right w:val="single" w:sz="4" w:space="0" w:color="BFC9D6"/>
+            </w:tcBorders>
+            <w:shd w:val="clear" w:color="auto" w:fill="EEF3F9"/>
+            <w:tcMar>
+              <w:top w:w="60" w:type="dxa"/>
+              <w:left w:w="90" w:type="dxa"/>
+              <w:bottom w:w="60" w:type="dxa"/>
+              <w:right w:w="90" w:type="dxa"/>
+            </w:tcMar>
+            <w:vAlign w:val="center"/>
+          </w:tcPr>
+          <w:p>
+            <w:r>
+              <w:rPr>
+                <w:rFonts w:ascii="Arial" w:eastAsia="Arial" w:hAnsi="Arial" w:cs="Arial"/>
+                <w:b/>
+                <w:bCs/>
+                <w:sz w:val="19"/>
+                <w:szCs w:val="19"/>
+              </w:rPr>
+              <w:t>Sin castigo</w:t>
+            </w:r>
+          </w:p>
+        </w:tc>
+        <w:tc>
+          <w:tcPr>
+            <w:tcW w:w="960" w:type="dxa"/>
+            <w:tcBorders>
+              <w:top w:val="single" w:sz="4" w:space="0" w:color="BFC9D6"/>
+              <w:left w:val="single" w:sz="4" w:space="0" w:color="BFC9D6"/>
+              <w:bottom w:val="single" w:sz="4" w:space="0" w:color="BFC9D6"/>
+              <w:right w:val="single" w:sz="4" w:space="0" w:color="BFC9D6"/>
+            </w:tcBorders>
+            <w:shd w:val="clear" w:color="auto" w:fill="EEF3F9"/>
+            <w:tcMar>
+              <w:top w:w="60" w:type="dxa"/>
+              <w:left w:w="90" w:type="dxa"/>
+              <w:bottom w:w="60" w:type="dxa"/>
+              <w:right w:w="90" w:type="dxa"/>
+            </w:tcMar>
+            <w:vAlign w:val="center"/>
+          </w:tcPr>
+          <w:p>
+            <w:pPr>
+              <w:jc w:val="center"/>
+            </w:pPr>
+            <w:r>
+              <w:rPr>
+                <w:rFonts w:ascii="Arial" w:eastAsia="Arial" w:hAnsi="Arial" w:cs="Arial"/>
+                <w:sz w:val="19"/>
+                <w:szCs w:val="19"/>
+              </w:rPr>
+              <w:t>10</w:t>
+            </w:r>
+          </w:p>
+        </w:tc>
+        <w:tc>
+          <w:tcPr>
+            <w:tcW w:w="1100" w:type="dxa"/>
+            <w:tcBorders>
+              <w:top w:val="single" w:sz="4" w:space="0" w:color="BFC9D6"/>
+              <w:left w:val="single" w:sz="4" w:space="0" w:color="BFC9D6"/>
+              <w:bottom w:val="single" w:sz="4" w:space="0" w:color="BFC9D6"/>
+              <w:right w:val="single" w:sz="4" w:space="0" w:color="BFC9D6"/>
+            </w:tcBorders>
+            <w:shd w:val="clear" w:color="auto" w:fill="EEF3F9"/>
+            <w:tcMar>
+              <w:top w:w="60" w:type="dxa"/>
+              <w:left w:w="90" w:type="dxa"/>
+              <w:bottom w:w="60" w:type="dxa"/>
+              <w:right w:w="90" w:type="dxa"/>
+            </w:tcMar>
+            <w:vAlign w:val="center"/>
+          </w:tcPr>
+          <w:p>
+            <w:pPr>
+              <w:jc w:val="center"/>
+            </w:pPr>
+            <w:r>
+              <w:rPr>
+                <w:rFonts w:ascii="Arial" w:eastAsia="Arial" w:hAnsi="Arial" w:cs="Arial"/>
+                <w:sz w:val="19"/>
+                <w:szCs w:val="19"/>
+              </w:rPr>
+              <w:t>4.38</w:t>
+            </w:r>
+          </w:p>
+        </w:tc>
+        <w:tc>
+          <w:tcPr>
+            <w:tcW w:w="1200" w:type="dxa"/>
+            <w:tcBorders>
+              <w:top w:val="single" w:sz="4" w:space="0" w:color="BFC9D6"/>
+              <w:left w:val="single" w:sz="4" w:space="0" w:color="BFC9D6"/>
+              <w:bottom w:val="single" w:sz="4" w:space="0" w:color="BFC9D6"/>
+              <w:right w:val="single" w:sz="4" w:space="0" w:color="BFC9D6"/>
+            </w:tcBorders>
+            <w:shd w:val="clear" w:color="auto" w:fill="EEF3F9"/>
+            <w:tcMar>
+              <w:top w:w="60" w:type="dxa"/>
+              <w:left w:w="90" w:type="dxa"/>
+              <w:bottom w:w="60" w:type="dxa"/>
+              <w:right w:w="90" w:type="dxa"/>
+            </w:tcMar>
+            <w:vAlign w:val="center"/>
+          </w:tcPr>
+          <w:p>
+            <w:pPr>
+              <w:jc w:val="center"/>
+            </w:pPr>
+            <w:r>
+              <w:rPr>
+                <w:rFonts w:ascii="Arial" w:eastAsia="Arial" w:hAnsi="Arial" w:cs="Arial"/>
+                <w:sz w:val="19"/>
+                <w:szCs w:val="19"/>
+              </w:rPr>
+              <w:t>4.78</w:t>
+            </w:r>
+          </w:p>
+        </w:tc>
+        <w:tc>
+          <w:tcPr>
+            <w:tcW w:w="1400" w:type="dxa"/>
+            <w:tcBorders>
+              <w:top w:val="single" w:sz="4" w:space="0" w:color="BFC9D6"/>
+              <w:left w:val="single" w:sz="4" w:space="0" w:color="BFC9D6"/>
+              <w:bottom w:val="single" w:sz="4" w:space="0" w:color="BFC9D6"/>
+              <w:right w:val="single" w:sz="4" w:space="0" w:color="BFC9D6"/>
+            </w:tcBorders>
+            <w:shd w:val="clear" w:color="auto" w:fill="EEF3F9"/>
+            <w:tcMar>
+              <w:top w:w="60" w:type="dxa"/>
+              <w:left w:w="90" w:type="dxa"/>
+              <w:bottom w:w="60" w:type="dxa"/>
+              <w:right w:w="90" w:type="dxa"/>
+            </w:tcMar>
+            <w:vAlign w:val="center"/>
+          </w:tcPr>
+          <w:p>
+            <w:pPr>
+              <w:jc w:val="center"/>
+            </w:pPr>
+            <w:r>
+              <w:rPr>
+                <w:rFonts w:ascii="Arial" w:eastAsia="Arial" w:hAnsi="Arial" w:cs="Arial"/>
+                <w:sz w:val="19"/>
+                <w:szCs w:val="19"/>
+              </w:rPr>
+              <w:t>2.19</w:t>
+            </w:r>
+          </w:p>
+        </w:tc>
+        <w:tc>
+          <w:tcPr>
+            <w:tcW w:w="1040" w:type="dxa"/>
+            <w:tcBorders>
+              <w:top w:val="single" w:sz="4" w:space="0" w:color="BFC9D6"/>
+              <w:left w:val="single" w:sz="4" w:space="0" w:color="BFC9D6"/>
+              <w:bottom w:val="single" w:sz="4" w:space="0" w:color="BFC9D6"/>
+              <w:right w:val="single" w:sz="4" w:space="0" w:color="BFC9D6"/>
+            </w:tcBorders>
+            <w:shd w:val="clear" w:color="auto" w:fill="EEF3F9"/>
+            <w:tcMar>
+              <w:top w:w="60" w:type="dxa"/>
+              <w:left w:w="90" w:type="dxa"/>
+              <w:bottom w:w="60" w:type="dxa"/>
+              <w:right w:w="90" w:type="dxa"/>
+            </w:tcMar>
+            <w:vAlign w:val="center"/>
+          </w:tcPr>
+          <w:p>
+            <w:pPr>
+              <w:jc w:val="center"/>
+            </w:pPr>
+            <w:r>
+              <w:rPr>
+                <w:rFonts w:ascii="Arial" w:eastAsia="Arial" w:hAnsi="Arial" w:cs="Arial"/>
+                <w:sz w:val="19"/>
+                <w:szCs w:val="19"/>
+              </w:rPr>
+              <w:t>1.30</w:t>
+            </w:r>
+          </w:p>
+        </w:tc>
+        <w:tc>
+          <w:tcPr>
+            <w:tcW w:w="1040" w:type="dxa"/>
+            <w:tcBorders>
+              <w:top w:val="single" w:sz="4" w:space="0" w:color="BFC9D6"/>
+              <w:left w:val="single" w:sz="4" w:space="0" w:color="BFC9D6"/>
+              <w:bottom w:val="single" w:sz="4" w:space="0" w:color="BFC9D6"/>
+              <w:right w:val="single" w:sz="4" w:space="0" w:color="BFC9D6"/>
+            </w:tcBorders>
+            <w:shd w:val="clear" w:color="auto" w:fill="EEF3F9"/>
+            <w:tcMar>
+              <w:top w:w="60" w:type="dxa"/>
+              <w:left w:w="90" w:type="dxa"/>
+              <w:bottom w:w="60" w:type="dxa"/>
+              <w:right w:w="90" w:type="dxa"/>
+            </w:tcMar>
+            <w:vAlign w:val="center"/>
+          </w:tcPr>
+          <w:p>
+            <w:pPr>
+              <w:jc w:val="center"/>
+            </w:pPr>
+            <w:r>
+              <w:rPr>
+                <w:rFonts w:ascii="Arial" w:eastAsia="Arial" w:hAnsi="Arial" w:cs="Arial"/>
+                <w:sz w:val="19"/>
+                <w:szCs w:val="19"/>
+              </w:rPr>
+              <w:t>8.68</w:t>
+            </w:r>
+          </w:p>
+        </w:tc>
+        <w:tc>
+          <w:tcPr>
+            <w:tcW w:w="1060" w:type="dxa"/>
+            <w:tcBorders>
+              <w:top w:val="single" w:sz="4" w:space="0" w:color="BFC9D6"/>
+              <w:left w:val="single" w:sz="4" w:space="0" w:color="BFC9D6"/>
+              <w:bottom w:val="single" w:sz="4" w:space="0" w:color="BFC9D6"/>
+              <w:right w:val="single" w:sz="4" w:space="0" w:color="BFC9D6"/>
+            </w:tcBorders>
+            <w:shd w:val="clear" w:color="auto" w:fill="EEF3F9"/>
+            <w:tcMar>
+              <w:top w:w="60" w:type="dxa"/>
+              <w:left w:w="90" w:type="dxa"/>
+              <w:bottom w:w="60" w:type="dxa"/>
+              <w:right w:w="90" w:type="dxa"/>
+            </w:tcMar>
+            <w:vAlign w:val="center"/>
+          </w:tcPr>
+          <w:p>
+            <w:pPr>
+              <w:jc w:val="center"/>
+            </w:pPr>
+            <w:r>
+              <w:rPr>
+                <w:rFonts w:ascii="Arial" w:eastAsia="Arial" w:hAnsi="Arial" w:cs="Arial"/>
+                <w:sz w:val="19"/>
+                <w:szCs w:val="19"/>
+              </w:rPr>
+              <w:t>7.38</w:t>
+            </w:r>
+          </w:p>
+        </w:tc>
+      </w:tr>
+      <w:tr>
+        <w:tblPrEx>
+          <w:tblCellMar>
+            <w:top w:w="0" w:type="dxa"/>
+            <w:bottom w:w="0" w:type="dxa"/>
+          </w:tblCellMar>
+        </w:tblPrEx>
+        <w:trPr>
+          <w:cantSplit/>
+        </w:trPr>
+        <w:tc>
+          <w:tcPr>
+            <w:tcW w:w="1560" w:type="dxa"/>
+            <w:tcBorders>
+              <w:top w:val="single" w:sz="4" w:space="0" w:color="BFC9D6"/>
+              <w:left w:val="single" w:sz="4" w:space="0" w:color="BFC9D6"/>
+              <w:bottom w:val="single" w:sz="4" w:space="0" w:color="BFC9D6"/>
+              <w:right w:val="single" w:sz="4" w:space="0" w:color="BFC9D6"/>
+            </w:tcBorders>
+            <w:shd w:val="clear" w:color="auto" w:fill="FFFFFF"/>
+            <w:tcMar>
+              <w:top w:w="60" w:type="dxa"/>
+              <w:left w:w="90" w:type="dxa"/>
+              <w:bottom w:w="60" w:type="dxa"/>
+              <w:right w:w="90" w:type="dxa"/>
+            </w:tcMar>
+            <w:vAlign w:val="center"/>
+          </w:tcPr>
+          <w:p>
+            <w:r>
+              <w:rPr>
+                <w:rFonts w:ascii="Arial" w:eastAsia="Arial" w:hAnsi="Arial" w:cs="Arial"/>
+                <w:b/>
+                <w:bCs/>
+                <w:sz w:val="19"/>
+                <w:szCs w:val="19"/>
+              </w:rPr>
+              <w:t>Con castigo</w:t>
+            </w:r>
+          </w:p>
+        </w:tc>
+        <w:tc>
+          <w:tcPr>
+            <w:tcW w:w="960" w:type="dxa"/>
+            <w:tcBorders>
+              <w:top w:val="single" w:sz="4" w:space="0" w:color="BFC9D6"/>
+              <w:left w:val="single" w:sz="4" w:space="0" w:color="BFC9D6"/>
+              <w:bottom w:val="single" w:sz="4" w:space="0" w:color="BFC9D6"/>
+              <w:right w:val="single" w:sz="4" w:space="0" w:color="BFC9D6"/>
+            </w:tcBorders>
+            <w:shd w:val="clear" w:color="auto" w:fill="FFFFFF"/>
+            <w:tcMar>
+              <w:top w:w="60" w:type="dxa"/>
+              <w:left w:w="90" w:type="dxa"/>
+              <w:bottom w:w="60" w:type="dxa"/>
+              <w:right w:w="90" w:type="dxa"/>
+            </w:tcMar>
+            <w:vAlign w:val="center"/>
+          </w:tcPr>
+          <w:p>
+            <w:pPr>
+              <w:jc w:val="center"/>
+            </w:pPr>
+            <w:r>
+              <w:rPr>
+                <w:rFonts w:ascii="Arial" w:eastAsia="Arial" w:hAnsi="Arial" w:cs="Arial"/>
+                <w:sz w:val="19"/>
+                <w:szCs w:val="19"/>
+              </w:rPr>
+              <w:t>1</w:t>
+            </w:r>
+          </w:p>
+        </w:tc>
+        <w:tc>
+          <w:tcPr>
+            <w:tcW w:w="1100" w:type="dxa"/>
+            <w:tcBorders>
+              <w:top w:val="single" w:sz="4" w:space="0" w:color="BFC9D6"/>
+              <w:left w:val="single" w:sz="4" w:space="0" w:color="BFC9D6"/>
+              <w:bottom w:val="single" w:sz="4" w:space="0" w:color="BFC9D6"/>
+              <w:right w:val="single" w:sz="4" w:space="0" w:color="BFC9D6"/>
+            </w:tcBorders>
+            <w:shd w:val="clear" w:color="auto" w:fill="FFFFFF"/>
+            <w:tcMar>
+              <w:top w:w="60" w:type="dxa"/>
+              <w:left w:w="90" w:type="dxa"/>
+              <w:bottom w:w="60" w:type="dxa"/>
+              <w:right w:w="90" w:type="dxa"/>
+            </w:tcMar>
+            <w:vAlign w:val="center"/>
+          </w:tcPr>
+          <w:p>
+            <w:pPr>
+              <w:jc w:val="center"/>
+            </w:pPr>
+            <w:r>
+              <w:rPr>
+                <w:rFonts w:ascii="Arial" w:eastAsia="Arial" w:hAnsi="Arial" w:cs="Arial"/>
+                <w:sz w:val="19"/>
+                <w:szCs w:val="19"/>
+              </w:rPr>
+              <w:t>10.64</w:t>
+            </w:r>
+          </w:p>
+        </w:tc>
+        <w:tc>
+          <w:tcPr>
+            <w:tcW w:w="1200" w:type="dxa"/>
+            <w:tcBorders>
+              <w:top w:val="single" w:sz="4" w:space="0" w:color="BFC9D6"/>
+              <w:left w:val="single" w:sz="4" w:space="0" w:color="BFC9D6"/>
+              <w:bottom w:val="single" w:sz="4" w:space="0" w:color="BFC9D6"/>
+              <w:right w:val="single" w:sz="4" w:space="0" w:color="BFC9D6"/>
+            </w:tcBorders>
+            <w:shd w:val="clear" w:color="auto" w:fill="FFFFFF"/>
+            <w:tcMar>
+              <w:top w:w="60" w:type="dxa"/>
+              <w:left w:w="90" w:type="dxa"/>
+              <w:bottom w:w="60" w:type="dxa"/>
+              <w:right w:w="90" w:type="dxa"/>
+            </w:tcMar>
+            <w:vAlign w:val="center"/>
+          </w:tcPr>
+          <w:p>
+            <w:pPr>
+              <w:jc w:val="center"/>
+            </w:pPr>
+            <w:r>
+              <w:rPr>
+                <w:rFonts w:ascii="Arial" w:eastAsia="Arial" w:hAnsi="Arial" w:cs="Arial"/>
+                <w:sz w:val="19"/>
+                <w:szCs w:val="19"/>
+              </w:rPr>
+              <w:t>10.29</w:t>
+            </w:r>
+          </w:p>
+        </w:tc>
+        <w:tc>
+          <w:tcPr>
+            <w:tcW w:w="1400" w:type="dxa"/>
+            <w:tcBorders>
+              <w:top w:val="single" w:sz="4" w:space="0" w:color="BFC9D6"/>
+              <w:left w:val="single" w:sz="4" w:space="0" w:color="BFC9D6"/>
+              <w:bottom w:val="single" w:sz="4" w:space="0" w:color="BFC9D6"/>
+              <w:right w:val="single" w:sz="4" w:space="0" w:color="BFC9D6"/>
+            </w:tcBorders>
+            <w:shd w:val="clear" w:color="auto" w:fill="FFFFFF"/>
+            <w:tcMar>
+              <w:top w:w="60" w:type="dxa"/>
+              <w:left w:w="90" w:type="dxa"/>
+              <w:bottom w:w="60" w:type="dxa"/>
+              <w:right w:w="90" w:type="dxa"/>
+            </w:tcMar>
+            <w:vAlign w:val="center"/>
+          </w:tcPr>
+          <w:p>
+            <w:pPr>
+              <w:jc w:val="center"/>
+            </w:pPr>
+            <w:r>
+              <w:rPr>
+                <w:rFonts w:ascii="Arial" w:eastAsia="Arial" w:hAnsi="Arial" w:cs="Arial"/>
+                <w:sz w:val="19"/>
+                <w:szCs w:val="19"/>
+              </w:rPr>
+              <w:t>3.21</w:t>
+            </w:r>
+          </w:p>
+        </w:tc>
+        <w:tc>
+          <w:tcPr>
+            <w:tcW w:w="1040" w:type="dxa"/>
+            <w:tcBorders>
+              <w:top w:val="single" w:sz="4" w:space="0" w:color="BFC9D6"/>
+              <w:left w:val="single" w:sz="4" w:space="0" w:color="BFC9D6"/>
+              <w:bottom w:val="single" w:sz="4" w:space="0" w:color="BFC9D6"/>
+              <w:right w:val="single" w:sz="4" w:space="0" w:color="BFC9D6"/>
+            </w:tcBorders>
+            <w:shd w:val="clear" w:color="auto" w:fill="FFFFFF"/>
+            <w:tcMar>
+              <w:top w:w="60" w:type="dxa"/>
+              <w:left w:w="90" w:type="dxa"/>
+              <w:bottom w:w="60" w:type="dxa"/>
+              <w:right w:w="90" w:type="dxa"/>
+            </w:tcMar>
+            <w:vAlign w:val="center"/>
+          </w:tcPr>
+          <w:p>
+            <w:pPr>
+              <w:jc w:val="center"/>
+            </w:pPr>
+            <w:r>
+              <w:rPr>
+                <w:rFonts w:ascii="Arial" w:eastAsia="Arial" w:hAnsi="Arial" w:cs="Arial"/>
+                <w:sz w:val="19"/>
+                <w:szCs w:val="19"/>
+              </w:rPr>
+              <w:t>5.82</w:t>
+            </w:r>
+          </w:p>
+        </w:tc>
+        <w:tc>
+          <w:tcPr>
+            <w:tcW w:w="1040" w:type="dxa"/>
+            <w:tcBorders>
+              <w:top w:val="single" w:sz="4" w:space="0" w:color="BFC9D6"/>
+              <w:left w:val="single" w:sz="4" w:space="0" w:color="BFC9D6"/>
+              <w:bottom w:val="single" w:sz="4" w:space="0" w:color="BFC9D6"/>
+              <w:right w:val="single" w:sz="4" w:space="0" w:color="BFC9D6"/>
+            </w:tcBorders>
+            <w:shd w:val="clear" w:color="auto" w:fill="FFFFFF"/>
+            <w:tcMar>
+              <w:top w:w="60" w:type="dxa"/>
+              <w:left w:w="90" w:type="dxa"/>
+              <w:bottom w:w="60" w:type="dxa"/>
+              <w:right w:w="90" w:type="dxa"/>
+            </w:tcMar>
+            <w:vAlign w:val="center"/>
+          </w:tcPr>
+          <w:p>
+            <w:pPr>
+              <w:jc w:val="center"/>
+            </w:pPr>
+            <w:r>
+              <w:rPr>
+                <w:rFonts w:ascii="Arial" w:eastAsia="Arial" w:hAnsi="Arial" w:cs="Arial"/>
+                <w:sz w:val="19"/>
+                <w:szCs w:val="19"/>
+              </w:rPr>
+              <w:t>16.02</w:t>
+            </w:r>
+          </w:p>
+        </w:tc>
+        <w:tc>
+          <w:tcPr>
+            <w:tcW w:w="1060" w:type="dxa"/>
+            <w:tcBorders>
+              <w:top w:val="single" w:sz="4" w:space="0" w:color="BFC9D6"/>
+              <w:left w:val="single" w:sz="4" w:space="0" w:color="BFC9D6"/>
+              <w:bottom w:val="single" w:sz="4" w:space="0" w:color="BFC9D6"/>
+              <w:right w:val="single" w:sz="4" w:space="0" w:color="BFC9D6"/>
+            </w:tcBorders>
+            <w:shd w:val="clear" w:color="auto" w:fill="FFFFFF"/>
+            <w:tcMar>
+              <w:top w:w="60" w:type="dxa"/>
+              <w:left w:w="90" w:type="dxa"/>
+              <w:bottom w:w="60" w:type="dxa"/>
+              <w:right w:w="90" w:type="dxa"/>
+            </w:tcMar>
+            <w:vAlign w:val="center"/>
+          </w:tcPr>
+          <w:p>
+            <w:pPr>
+              <w:jc w:val="center"/>
+            </w:pPr>
+            <w:r>
+              <w:rPr>
+                <w:rFonts w:ascii="Arial" w:eastAsia="Arial" w:hAnsi="Arial" w:cs="Arial"/>
+                <w:sz w:val="19"/>
+                <w:szCs w:val="19"/>
+              </w:rPr>
+              <w:t>10.20</w:t>
+            </w:r>
+          </w:p>
+        </w:tc>
+      </w:tr>
+      <w:tr>
+        <w:tblPrEx>
+          <w:tblCellMar>
+            <w:top w:w="0" w:type="dxa"/>
+            <w:bottom w:w="0" w:type="dxa"/>
+          </w:tblCellMar>
+        </w:tblPrEx>
+        <w:trPr>
+          <w:cantSplit/>
+        </w:trPr>
+        <w:tc>
+          <w:tcPr>
+            <w:tcW w:w="1560" w:type="dxa"/>
+            <w:tcBorders>
+              <w:top w:val="single" w:sz="4" w:space="0" w:color="BFC9D6"/>
+              <w:left w:val="single" w:sz="4" w:space="0" w:color="BFC9D6"/>
+              <w:bottom w:val="single" w:sz="4" w:space="0" w:color="BFC9D6"/>
+              <w:right w:val="single" w:sz="4" w:space="0" w:color="BFC9D6"/>
+            </w:tcBorders>
+            <w:shd w:val="clear" w:color="auto" w:fill="FFFFFF"/>
+            <w:tcMar>
+              <w:top w:w="60" w:type="dxa"/>
+              <w:left w:w="90" w:type="dxa"/>
+              <w:bottom w:w="60" w:type="dxa"/>
+              <w:right w:w="90" w:type="dxa"/>
+            </w:tcMar>
+            <w:vAlign w:val="center"/>
+          </w:tcPr>
+          <w:p>
+            <w:r>
+              <w:rPr>
+                <w:rFonts w:ascii="Arial" w:eastAsia="Arial" w:hAnsi="Arial" w:cs="Arial"/>
+                <w:b/>
+                <w:bCs/>
+                <w:sz w:val="19"/>
+                <w:szCs w:val="19"/>
+              </w:rPr>
+              <w:t>Con castigo</w:t>
+            </w:r>
+          </w:p>
+        </w:tc>
+        <w:tc>
+          <w:tcPr>
+            <w:tcW w:w="960" w:type="dxa"/>
+            <w:tcBorders>
+              <w:top w:val="single" w:sz="4" w:space="0" w:color="BFC9D6"/>
+              <w:left w:val="single" w:sz="4" w:space="0" w:color="BFC9D6"/>
+              <w:bottom w:val="single" w:sz="4" w:space="0" w:color="BFC9D6"/>
+              <w:right w:val="single" w:sz="4" w:space="0" w:color="BFC9D6"/>
+            </w:tcBorders>
+            <w:shd w:val="clear" w:color="auto" w:fill="FFFFFF"/>
+            <w:tcMar>
+              <w:top w:w="60" w:type="dxa"/>
+              <w:left w:w="90" w:type="dxa"/>
+              <w:bottom w:w="60" w:type="dxa"/>
+              <w:right w:w="90" w:type="dxa"/>
+            </w:tcMar>
+            <w:vAlign w:val="center"/>
+          </w:tcPr>
+          <w:p>
+            <w:pPr>
+              <w:jc w:val="center"/>
+            </w:pPr>
+            <w:r>
+              <w:rPr>
+                <w:rFonts w:ascii="Arial" w:eastAsia="Arial" w:hAnsi="Arial" w:cs="Arial"/>
+                <w:sz w:val="19"/>
+                <w:szCs w:val="19"/>
+              </w:rPr>
+              <w:t>10</w:t>
+            </w:r>
+          </w:p>
+        </w:tc>
+        <w:tc>
+          <w:tcPr>
+            <w:tcW w:w="1100" w:type="dxa"/>
+            <w:tcBorders>
+              <w:top w:val="single" w:sz="4" w:space="0" w:color="BFC9D6"/>
+              <w:left w:val="single" w:sz="4" w:space="0" w:color="BFC9D6"/>
+              <w:bottom w:val="single" w:sz="4" w:space="0" w:color="BFC9D6"/>
+              <w:right w:val="single" w:sz="4" w:space="0" w:color="BFC9D6"/>
+            </w:tcBorders>
+            <w:shd w:val="clear" w:color="auto" w:fill="FFFFFF"/>
+            <w:tcMar>
+              <w:top w:w="60" w:type="dxa"/>
+              <w:left w:w="90" w:type="dxa"/>
+              <w:bottom w:w="60" w:type="dxa"/>
+              <w:right w:w="90" w:type="dxa"/>
+            </w:tcMar>
+            <w:vAlign w:val="center"/>
+          </w:tcPr>
+          <w:p>
+            <w:pPr>
+              <w:jc w:val="center"/>
+            </w:pPr>
+            <w:r>
+              <w:rPr>
+                <w:rFonts w:ascii="Arial" w:eastAsia="Arial" w:hAnsi="Arial" w:cs="Arial"/>
+                <w:sz w:val="19"/>
+                <w:szCs w:val="19"/>
+              </w:rPr>
+              <w:t>12.87</w:t>
+            </w:r>
+          </w:p>
+        </w:tc>
+        <w:tc>
+          <w:tcPr>
+            <w:tcW w:w="1200" w:type="dxa"/>
+            <w:tcBorders>
+              <w:top w:val="single" w:sz="4" w:space="0" w:color="BFC9D6"/>
+              <w:left w:val="single" w:sz="4" w:space="0" w:color="BFC9D6"/>
+              <w:bottom w:val="single" w:sz="4" w:space="0" w:color="BFC9D6"/>
+              <w:right w:val="single" w:sz="4" w:space="0" w:color="BFC9D6"/>
+            </w:tcBorders>
+            <w:shd w:val="clear" w:color="auto" w:fill="FFFFFF"/>
+            <w:tcMar>
+              <w:top w:w="60" w:type="dxa"/>
+              <w:left w:w="90" w:type="dxa"/>
+              <w:bottom w:w="60" w:type="dxa"/>
+              <w:right w:w="90" w:type="dxa"/>
+            </w:tcMar>
+            <w:vAlign w:val="center"/>
+          </w:tcPr>
+          <w:p>
+            <w:pPr>
+              <w:jc w:val="center"/>
+            </w:pPr>
+            <w:r>
+              <w:rPr>
+                <w:rFonts w:ascii="Arial" w:eastAsia="Arial" w:hAnsi="Arial" w:cs="Arial"/>
+                <w:sz w:val="19"/>
+                <w:szCs w:val="19"/>
+              </w:rPr>
+              <w:t>15.19</w:t>
+            </w:r>
+          </w:p>
+        </w:tc>
+        <w:tc>
+          <w:tcPr>
+            <w:tcW w:w="1400" w:type="dxa"/>
+            <w:tcBorders>
+              <w:top w:val="single" w:sz="4" w:space="0" w:color="BFC9D6"/>
+              <w:left w:val="single" w:sz="4" w:space="0" w:color="BFC9D6"/>
+              <w:bottom w:val="single" w:sz="4" w:space="0" w:color="BFC9D6"/>
+              <w:right w:val="single" w:sz="4" w:space="0" w:color="BFC9D6"/>
+            </w:tcBorders>
+            <w:shd w:val="clear" w:color="auto" w:fill="FFFFFF"/>
+            <w:tcMar>
+              <w:top w:w="60" w:type="dxa"/>
+              <w:left w:w="90" w:type="dxa"/>
+              <w:bottom w:w="60" w:type="dxa"/>
+              <w:right w:w="90" w:type="dxa"/>
+            </w:tcMar>
+            <w:vAlign w:val="center"/>
+          </w:tcPr>
+          <w:p>
+            <w:pPr>
+              <w:jc w:val="center"/>
+            </w:pPr>
+            <w:r>
+              <w:rPr>
+                <w:rFonts w:ascii="Arial" w:eastAsia="Arial" w:hAnsi="Arial" w:cs="Arial"/>
+                <w:sz w:val="19"/>
+                <w:szCs w:val="19"/>
+              </w:rPr>
+              <w:t>3.90</w:t>
+            </w:r>
+          </w:p>
+        </w:tc>
+        <w:tc>
+          <w:tcPr>
+            <w:tcW w:w="1040" w:type="dxa"/>
+            <w:tcBorders>
+              <w:top w:val="single" w:sz="4" w:space="0" w:color="BFC9D6"/>
+              <w:left w:val="single" w:sz="4" w:space="0" w:color="BFC9D6"/>
+              <w:bottom w:val="single" w:sz="4" w:space="0" w:color="BFC9D6"/>
+              <w:right w:val="single" w:sz="4" w:space="0" w:color="BFC9D6"/>
+            </w:tcBorders>
+            <w:shd w:val="clear" w:color="auto" w:fill="FFFFFF"/>
+            <w:tcMar>
+              <w:top w:w="60" w:type="dxa"/>
+              <w:left w:w="90" w:type="dxa"/>
+              <w:bottom w:w="60" w:type="dxa"/>
+              <w:right w:w="90" w:type="dxa"/>
+            </w:tcMar>
+            <w:vAlign w:val="center"/>
+          </w:tcPr>
+          <w:p>
+            <w:pPr>
+              <w:jc w:val="center"/>
+            </w:pPr>
+            <w:r>
+              <w:rPr>
+                <w:rFonts w:ascii="Arial" w:eastAsia="Arial" w:hAnsi="Arial" w:cs="Arial"/>
+                <w:sz w:val="19"/>
+                <w:szCs w:val="19"/>
+              </w:rPr>
+              <w:t>6.20</w:t>
+            </w:r>
+          </w:p>
+        </w:tc>
+        <w:tc>
+          <w:tcPr>
+            <w:tcW w:w="1040" w:type="dxa"/>
+            <w:tcBorders>
+              <w:top w:val="single" w:sz="4" w:space="0" w:color="BFC9D6"/>
+              <w:left w:val="single" w:sz="4" w:space="0" w:color="BFC9D6"/>
+              <w:bottom w:val="single" w:sz="4" w:space="0" w:color="BFC9D6"/>
+              <w:right w:val="single" w:sz="4" w:space="0" w:color="BFC9D6"/>
+            </w:tcBorders>
+            <w:shd w:val="clear" w:color="auto" w:fill="FFFFFF"/>
+            <w:tcMar>
+              <w:top w:w="60" w:type="dxa"/>
+              <w:left w:w="90" w:type="dxa"/>
+              <w:bottom w:w="60" w:type="dxa"/>
+              <w:right w:w="90" w:type="dxa"/>
+            </w:tcMar>
+            <w:vAlign w:val="center"/>
+          </w:tcPr>
+          <w:p>
+            <w:pPr>
+              <w:jc w:val="center"/>
+            </w:pPr>
+            <w:r>
+              <w:rPr>
+                <w:rFonts w:ascii="Arial" w:eastAsia="Arial" w:hAnsi="Arial" w:cs="Arial"/>
+                <w:sz w:val="19"/>
+                <w:szCs w:val="19"/>
+              </w:rPr>
+              <w:t>17.51</w:t>
+            </w:r>
+          </w:p>
+        </w:tc>
+        <w:tc>
+          <w:tcPr>
+            <w:tcW w:w="1060" w:type="dxa"/>
+            <w:tcBorders>
+              <w:top w:val="single" w:sz="4" w:space="0" w:color="BFC9D6"/>
+              <w:left w:val="single" w:sz="4" w:space="0" w:color="BFC9D6"/>
+              <w:bottom w:val="single" w:sz="4" w:space="0" w:color="BFC9D6"/>
+              <w:right w:val="single" w:sz="4" w:space="0" w:color="BFC9D6"/>
+            </w:tcBorders>
+            <w:shd w:val="clear" w:color="auto" w:fill="FFFFFF"/>
+            <w:tcMar>
+              <w:top w:w="60" w:type="dxa"/>
+              <w:left w:w="90" w:type="dxa"/>
+              <w:bottom w:w="60" w:type="dxa"/>
+              <w:right w:w="90" w:type="dxa"/>
+            </w:tcMar>
+            <w:vAlign w:val="center"/>
+          </w:tcPr>
+          <w:p>
+            <w:pPr>
+              <w:jc w:val="center"/>
+            </w:pPr>
+            <w:r>
+              <w:rPr>
+                <w:rFonts w:ascii="Arial" w:eastAsia="Arial" w:hAnsi="Arial" w:cs="Arial"/>
+                <w:sz w:val="19"/>
+                <w:szCs w:val="19"/>
+              </w:rPr>
+              <w:t>11.31</w:t>
+            </w:r>
+          </w:p>
+        </w:tc>
+      </w:tr>
+    </w:tbl>
+    <w:p>
+      <w:pPr>
+        <w:keepNext/>
+        <w:spacing w:before="120" w:after="70"/>
+      </w:pPr>
+      <w:r>
+        <w:rPr>
+          <w:rFonts w:ascii="Arial" w:eastAsia="Arial" w:hAnsi="Arial" w:cs="Arial"/>
+          <w:i/>
+          <w:iCs/>
+          <w:color w:val="595959"/>
+          <w:sz w:val="16"/>
+          <w:szCs w:val="16"/>
+        </w:rPr>
+        <w:br/>
+      </w:r>
+      <w:r>
+        <w:rPr>
+          <w:rFonts w:ascii="Arial" w:eastAsia="Arial" w:hAnsi="Arial" w:cs="Arial"/>
+          <w:b/>
+          <w:bCs/>
+          <w:sz w:val="21"/>
+          <w:szCs w:val="21"/>
+        </w:rPr>
+        <w:t>A lo largo del tiempo</w:t>
+      </w:r>
+    </w:p>
+    <w:p>
+      <w:pPr>
+        <w:pStyle w:val="Prrafodelista"/>
+        <w:numPr>
+          <w:ilvl w:val="0"/>
+          <w:numId w:val="5"/>
+        </w:numPr>
+        <w:spacing w:after="70" w:line="280" w:lineRule="auto"/>
+        <w:contextualSpacing w:val="0"/>
+      </w:pPr>
+      <w:r>
+        <w:rPr>
+          <w:rFonts w:ascii="Arial" w:eastAsia="Arial" w:hAnsi="Arial" w:cs="Arial"/>
+          <w:b/>
+          <w:bCs/>
+          <w:sz w:val="21"/>
+          <w:szCs w:val="21"/>
+        </w:rPr>
+        <w:t>Sin castigo, la distribución se desplaza hacia abajo:</w:t>
+      </w:r>
+      <w:r>
+        <w:rPr>
+          <w:rFonts w:ascii="Arial" w:eastAsia="Arial" w:hAnsi="Arial" w:cs="Arial"/>
+          <w:sz w:val="21"/>
+          <w:szCs w:val="21"/>
+        </w:rPr>
+        <w:t xml:space="preserve"> la media cae de 10.58 a 4.38 y el máximo del Período 10 (8.68) queda por debajo de la media inicial. La desviación estándar casi no cambia (2.02 a 2.19), pero como el promedio es mucho menor, la dispersión relativa se dispara: el coeficiente de variación (desviación/media) pasa de 0.19 a 0.50. El rango también crece (6.14 a 7.38).</w:t>
+      </w:r>
+    </w:p>
+    <w:p>
+      <w:pPr>
+        <w:pStyle w:val="Prrafodelista"/>
+        <w:numPr>
+          <w:ilvl w:val="0"/>
+          <w:numId w:val="5"/>
+        </w:numPr>
+        <w:spacing w:after="70" w:line="280" w:lineRule="auto"/>
+        <w:contextualSpacing w:val="0"/>
+      </w:pPr>
+      <w:r>
+        <w:rPr>
+          <w:rFonts w:ascii="Arial" w:eastAsia="Arial" w:hAnsi="Arial" w:cs="Arial"/>
+          <w:b/>
+          <w:bCs/>
+          <w:sz w:val="21"/>
+          <w:szCs w:val="21"/>
+        </w:rPr>
+        <w:t>Con castigo, la distribución sube y se abre:</w:t>
+      </w:r>
+      <w:r>
+        <w:rPr>
+          <w:rFonts w:ascii="Arial" w:eastAsia="Arial" w:hAnsi="Arial" w:cs="Arial"/>
+          <w:sz w:val="21"/>
+          <w:szCs w:val="21"/>
+        </w:rPr>
+        <w:t xml:space="preserve"> la media pasa de 10.64 a 12.87, la varianza de 10.29 a 15.19 y el rango de 10.20 a 11.31. Tanto el mínimo (5.82 a 6.20) </w:t>
+      </w:r>
+      <w:r>
+        <w:rPr>
+          <w:rFonts w:ascii="Arial" w:eastAsia="Arial" w:hAnsi="Arial" w:cs="Arial"/>
+          <w:sz w:val="21"/>
+          <w:szCs w:val="21"/>
+        </w:rPr>
+        <w:lastRenderedPageBreak/>
+        <w:t>como el máximo (16.02 a 17.51) suben, y la dispersión relativa se mantiene (coeficiente de variación de 0.30 en ambos períodos).</w:t>
+      </w:r>
+    </w:p>
+    <w:p>
+      <w:pPr>
+        <w:keepNext/>
+        <w:spacing w:before="120" w:after="70"/>
+      </w:pPr>
+      <w:r>
+        <w:rPr>
+          <w:rFonts w:ascii="Arial" w:eastAsia="Arial" w:hAnsi="Arial" w:cs="Arial"/>
+          <w:b/>
+          <w:bCs/>
+          <w:sz w:val="21"/>
+          <w:szCs w:val="21"/>
+        </w:rPr>
+        <w:t>Entre experimentos</w:t>
+      </w:r>
+    </w:p>
+    <w:p>
+      <w:pPr>
+        <w:pStyle w:val="Prrafodelista"/>
+        <w:numPr>
+          <w:ilvl w:val="0"/>
+          <w:numId w:val="5"/>
+        </w:numPr>
+        <w:spacing w:after="70" w:line="280" w:lineRule="auto"/>
+        <w:contextualSpacing w:val="0"/>
+      </w:pPr>
+      <w:r>
+        <w:rPr>
+          <w:rFonts w:ascii="Arial" w:eastAsia="Arial" w:hAnsi="Arial" w:cs="Arial"/>
+          <w:b/>
+          <w:bCs/>
+          <w:sz w:val="21"/>
+          <w:szCs w:val="21"/>
+        </w:rPr>
+        <w:t>Período 1:</w:t>
+      </w:r>
+      <w:r>
+        <w:rPr>
+          <w:rFonts w:ascii="Arial" w:eastAsia="Arial" w:hAnsi="Arial" w:cs="Arial"/>
+          <w:sz w:val="21"/>
+          <w:szCs w:val="21"/>
+        </w:rPr>
+        <w:t xml:space="preserve"> mismo promedio, pero mucho más dispersión con castigo (varianza 2.5 veces mayor y rango de 10.20 frente a 6.14). Las dos distribuciones se traslapan bastante.</w:t>
+      </w:r>
+    </w:p>
+    <w:p>
+      <w:pPr>
+        <w:pStyle w:val="Prrafodelista"/>
+        <w:numPr>
+          <w:ilvl w:val="0"/>
+          <w:numId w:val="5"/>
+        </w:numPr>
+        <w:spacing w:after="70" w:line="280" w:lineRule="auto"/>
+        <w:contextualSpacing w:val="0"/>
+      </w:pPr>
+      <w:r>
+        <w:rPr>
+          <w:rFonts w:ascii="Arial" w:eastAsia="Arial" w:hAnsi="Arial" w:cs="Arial"/>
+          <w:b/>
+          <w:bCs/>
+          <w:sz w:val="21"/>
+          <w:szCs w:val="21"/>
+        </w:rPr>
+        <w:t>Período 10:</w:t>
+      </w:r>
+      <w:r>
+        <w:rPr>
+          <w:rFonts w:ascii="Arial" w:eastAsia="Arial" w:hAnsi="Arial" w:cs="Arial"/>
+          <w:sz w:val="21"/>
+          <w:szCs w:val="21"/>
+        </w:rPr>
+        <w:t xml:space="preserve"> casi no se traslapan. Solo 3 de las 16 ciudades sin castigo (</w:t>
+      </w:r>
+      <w:proofErr w:type="spellStart"/>
+      <w:r>
+        <w:rPr>
+          <w:rFonts w:ascii="Arial" w:eastAsia="Arial" w:hAnsi="Arial" w:cs="Arial"/>
+          <w:sz w:val="21"/>
+          <w:szCs w:val="21"/>
+        </w:rPr>
+        <w:t>Dnipropetrovs’k</w:t>
+      </w:r>
+      <w:proofErr w:type="spellEnd"/>
+      <w:r>
+        <w:rPr>
+          <w:rFonts w:ascii="Arial" w:eastAsia="Arial" w:hAnsi="Arial" w:cs="Arial"/>
+          <w:sz w:val="21"/>
+          <w:szCs w:val="21"/>
+        </w:rPr>
+        <w:t>, Minsk y Muscat) superan el mínimo del experimento con castigo (6.20), y la varianza con castigo sigue siendo mucho mayor (15.19 frente a 4.78).</w:t>
+      </w:r>
+    </w:p>
+    <w:p>
+      <w:pPr>
+        <w:spacing w:after="60" w:line="288" w:lineRule="auto"/>
+      </w:pPr>
+      <w:r>
+        <w:rPr>
+          <w:rFonts w:ascii="Arial" w:eastAsia="Arial" w:hAnsi="Arial" w:cs="Arial"/>
+          <w:b/>
+          <w:bCs/>
+          <w:sz w:val="21"/>
+          <w:szCs w:val="21"/>
+        </w:rPr>
+        <w:t>En síntesis:</w:t>
+      </w:r>
+      <w:r>
+        <w:rPr>
+          <w:rFonts w:ascii="Arial" w:eastAsia="Arial" w:hAnsi="Arial" w:cs="Arial"/>
+          <w:sz w:val="21"/>
+          <w:szCs w:val="21"/>
+        </w:rPr>
+        <w:t xml:space="preserve"> el castigo aparece asociado a contribuciones más altas y sostenidas, pero también más heterogéneas entre ciudades. Esto es solo descripción; saber si la diferencia puede deberse al azar requiere la inferencia (pruebas t) de la sección 2.3.</w:t>
       </w:r>
     </w:p>
     <w:p>
@@ -1230,6 +3703,64 @@
       </w:pPr>
     </w:lvl>
   </w:abstractNum>
+  <w:abstractNum w:abstractNumId="4" w15:restartNumberingAfterBreak="0">
+    <w:nsid w:val="7F775FA0"/>
+    <w:multiLevelType w:val="hybridMultilevel"/>
+    <w:tmpl w:val="73B442DE"/>
+    <w:lvl w:ilvl="0" w:tplc="8EC45736">
+      <w:start w:val="1"/>
+      <w:numFmt w:val="bullet"/>
+      <w:lvlText w:val="•"/>
+      <w:lvlJc w:val="left"/>
+      <w:pPr>
+        <w:ind w:left="520" w:hanging="260"/>
+      </w:pPr>
+      <w:rPr>
+        <w:rFonts w:ascii="Arial" w:eastAsia="Arial" w:hAnsi="Arial" w:cs="Arial"/>
+        <w:color w:val="1F3A5F"/>
+      </w:rPr>
+    </w:lvl>
+    <w:lvl w:ilvl="1" w:tplc="3A18F8DE">
+      <w:numFmt w:val="decimal"/>
+      <w:lvlText w:val=""/>
+      <w:lvlJc w:val="left"/>
+    </w:lvl>
+    <w:lvl w:ilvl="2" w:tplc="21087352">
+      <w:numFmt w:val="decimal"/>
+      <w:lvlText w:val=""/>
+      <w:lvlJc w:val="left"/>
+    </w:lvl>
+    <w:lvl w:ilvl="3" w:tplc="929A9276">
+      <w:numFmt w:val="decimal"/>
+      <w:lvlText w:val=""/>
+      <w:lvlJc w:val="left"/>
+    </w:lvl>
+    <w:lvl w:ilvl="4" w:tplc="4C08682E">
+      <w:numFmt w:val="decimal"/>
+      <w:lvlText w:val=""/>
+      <w:lvlJc w:val="left"/>
+    </w:lvl>
+    <w:lvl w:ilvl="5" w:tplc="1892D844">
+      <w:numFmt w:val="decimal"/>
+      <w:lvlText w:val=""/>
+      <w:lvlJc w:val="left"/>
+    </w:lvl>
+    <w:lvl w:ilvl="6" w:tplc="285C9A5E">
+      <w:numFmt w:val="decimal"/>
+      <w:lvlText w:val=""/>
+      <w:lvlJc w:val="left"/>
+    </w:lvl>
+    <w:lvl w:ilvl="7" w:tplc="7D00F386">
+      <w:numFmt w:val="decimal"/>
+      <w:lvlText w:val=""/>
+      <w:lvlJc w:val="left"/>
+    </w:lvl>
+    <w:lvl w:ilvl="8" w:tplc="E990D1D0">
+      <w:numFmt w:val="decimal"/>
+      <w:lvlText w:val=""/>
+      <w:lvlJc w:val="left"/>
+    </w:lvl>
+  </w:abstractNum>
   <w:num w:numId="1" w16cid:durableId="25063111">
     <w:abstractNumId w:val="0"/>
   </w:num>
@@ -1241,6 +3772,12 @@
   </w:num>
   <w:num w:numId="4" w16cid:durableId="1678582979">
     <w:abstractNumId w:val="3"/>
+  </w:num>
+  <w:num w:numId="5" w16cid:durableId="386998168">
+    <w:abstractNumId w:val="4"/>
+    <w:lvlOverride w:ilvl="0">
+      <w:startOverride w:val="1"/>
+    </w:lvlOverride>
   </w:num>
 </w:numbering>
 </file>
@@ -1444,7 +3981,7 @@
     <w:lsdException w:name="Medium Shading 2 Accent 1" w:uiPriority="64"/>
     <w:lsdException w:name="Medium List 1 Accent 1" w:uiPriority="65"/>
     <w:lsdException w:name="Revision" w:semiHidden="1"/>
-    <w:lsdException w:name="List Paragraph" w:uiPriority="34" w:qFormat="1"/>
+    <w:lsdException w:name="List Paragraph" w:uiPriority="0" w:qFormat="1"/>
     <w:lsdException w:name="Quote" w:uiPriority="29" w:qFormat="1"/>
     <w:lsdException w:name="Intense Quote" w:uiPriority="30" w:qFormat="1"/>
     <w:lsdException w:name="Medium List 2 Accent 1" w:uiPriority="66"/>
@@ -1673,7 +4210,6 @@
     <w:next w:val="Normal"/>
     <w:link w:val="Ttulo2Car"/>
     <w:uiPriority w:val="9"/>
-    <w:semiHidden/>
     <w:unhideWhenUsed/>
     <w:qFormat/>
     <w:rsid w:val="006F4B10"/>
@@ -1848,6 +4384,7 @@
   <w:style w:type="character" w:default="1" w:styleId="Fuentedeprrafopredeter">
     <w:name w:val="Default Paragraph Font"/>
     <w:uiPriority w:val="1"/>
+    <w:semiHidden/>
     <w:unhideWhenUsed/>
   </w:style>
   <w:style w:type="table" w:default="1" w:styleId="Tablanormal">
@@ -2092,7 +4629,6 @@
   <w:style w:type="paragraph" w:styleId="Prrafodelista">
     <w:name w:val="List Paragraph"/>
     <w:basedOn w:val="Normal"/>
-    <w:uiPriority w:val="34"/>
     <w:qFormat/>
     <w:rsid w:val="006F4B10"/>
     <w:pPr>
